--- a/flow/20230914_vu_template/drafts/2024-12-u/03-ВТ-Софонії.docx
+++ b/flow/20230914_vu_template/drafts/2024-12-u/03-ВТ-Софонії.docx
@@ -12946,233 +12946,1152 @@
     </w:p>
     <w:p>
       <w:pPr>
-        <w:spacing w:after="120" w:line="240" w:lineRule="auto"/>
-        <w:rPr>
-          <w:rFonts w:ascii="Times New Roman" w:eastAsia="Times New Roman" w:hAnsi="Times New Roman" w:cs="Times New Roman"/>
-          <w:sz w:val="24"/>
-          <w:szCs w:val="24"/>
-          <w:lang w:val="ru-MD"/>
-        </w:rPr>
-      </w:pPr>
-      <w:r>
-        <w:rPr>
-          <w:rFonts w:ascii="Times New Roman" w:eastAsia="Times New Roman" w:hAnsi="Times New Roman" w:cs="Times New Roman"/>
-          <w:color w:val="000000"/>
-          <w:sz w:val="24"/>
-          <w:szCs w:val="24"/>
-          <w:lang w:val="ru-MD"/>
-        </w:rPr>
-        <w:t>Ще і ще в мирі Господеві помолімся.</w:t>
-      </w:r>
-    </w:p>
-    <w:p>
-      <w:pPr>
-        <w:spacing w:after="120" w:line="240" w:lineRule="auto"/>
-        <w:rPr>
-          <w:rFonts w:ascii="Times New Roman" w:eastAsia="Times New Roman" w:hAnsi="Times New Roman" w:cs="Times New Roman"/>
-          <w:sz w:val="24"/>
-          <w:szCs w:val="24"/>
-          <w:lang w:val="ru-MD"/>
-        </w:rPr>
-      </w:pPr>
-      <w:r>
-        <w:rPr>
-          <w:rFonts w:ascii="Times New Roman" w:eastAsia="Times New Roman" w:hAnsi="Times New Roman" w:cs="Times New Roman"/>
+        <w:spacing w:after="120"/>
+      </w:pPr>
+      <w:r>
+        <w:rPr>
+          <w:rFonts w:ascii="Times New Roman" w:hAnsi="Times New Roman"/>
+          <w:color w:val="000000"/>
+          <w:sz w:val="24"/>
+        </w:rPr>
+        <w:t>Ще</w:t>
+      </w:r>
+      <w:r>
+        <w:rPr>
+          <w:rFonts w:ascii="Times New Roman" w:hAnsi="Times New Roman"/>
+          <w:color w:val="000000"/>
+          <w:sz w:val="24"/>
+        </w:rPr>
+        <w:t xml:space="preserve"> </w:t>
+      </w:r>
+      <w:r>
+        <w:rPr>
+          <w:rFonts w:ascii="Times New Roman" w:hAnsi="Times New Roman"/>
+          <w:color w:val="000000"/>
+          <w:sz w:val="24"/>
+        </w:rPr>
+        <w:t>і</w:t>
+      </w:r>
+      <w:r>
+        <w:rPr>
+          <w:rFonts w:ascii="Times New Roman" w:hAnsi="Times New Roman"/>
+          <w:color w:val="000000"/>
+          <w:sz w:val="24"/>
+        </w:rPr>
+        <w:t xml:space="preserve"> </w:t>
+      </w:r>
+      <w:r>
+        <w:rPr>
+          <w:rFonts w:ascii="Times New Roman" w:hAnsi="Times New Roman"/>
+          <w:color w:val="000000"/>
+          <w:sz w:val="24"/>
+        </w:rPr>
+        <w:t>ще</w:t>
+      </w:r>
+      <w:r>
+        <w:rPr>
+          <w:rFonts w:ascii="Times New Roman" w:hAnsi="Times New Roman"/>
+          <w:color w:val="000000"/>
+          <w:sz w:val="24"/>
+        </w:rPr>
+        <w:t xml:space="preserve"> </w:t>
+      </w:r>
+      <w:r>
+        <w:rPr>
+          <w:rFonts w:ascii="Times New Roman" w:hAnsi="Times New Roman"/>
+          <w:color w:val="000000"/>
+          <w:sz w:val="24"/>
+        </w:rPr>
+        <w:t>в</w:t>
+      </w:r>
+      <w:r>
+        <w:rPr>
+          <w:rFonts w:ascii="Times New Roman" w:hAnsi="Times New Roman"/>
+          <w:color w:val="000000"/>
+          <w:sz w:val="24"/>
+        </w:rPr>
+        <w:t xml:space="preserve"> </w:t>
+      </w:r>
+      <w:r>
+        <w:rPr>
+          <w:rFonts w:ascii="Times New Roman" w:hAnsi="Times New Roman"/>
+          <w:color w:val="000000"/>
+          <w:sz w:val="24"/>
+        </w:rPr>
+        <w:t>мирі</w:t>
+      </w:r>
+      <w:r>
+        <w:rPr>
+          <w:rFonts w:ascii="Times New Roman" w:hAnsi="Times New Roman"/>
+          <w:color w:val="000000"/>
+          <w:sz w:val="24"/>
+        </w:rPr>
+        <w:t xml:space="preserve"> </w:t>
+      </w:r>
+      <w:r>
+        <w:rPr>
+          <w:rFonts w:ascii="Times New Roman" w:hAnsi="Times New Roman"/>
+          <w:color w:val="000000"/>
+          <w:sz w:val="24"/>
+        </w:rPr>
+        <w:t>Господеві</w:t>
+      </w:r>
+      <w:r>
+        <w:rPr>
+          <w:rFonts w:ascii="Times New Roman" w:hAnsi="Times New Roman"/>
+          <w:color w:val="000000"/>
+          <w:sz w:val="24"/>
+        </w:rPr>
+        <w:t xml:space="preserve"> </w:t>
+      </w:r>
+      <w:r>
+        <w:rPr>
+          <w:rFonts w:ascii="Times New Roman" w:hAnsi="Times New Roman"/>
+          <w:color w:val="000000"/>
+          <w:sz w:val="24"/>
+        </w:rPr>
+        <w:t>помолімся.</w:t>
+      </w:r>
+    </w:p>
+    <w:p>
+      <w:pPr>
+        <w:spacing w:after="120"/>
+      </w:pPr>
+      <w:r>
+        <w:rPr>
+          <w:rFonts w:ascii="Times New Roman" w:hAnsi="Times New Roman"/>
+          <w:i/>
+          <w:color w:val="FF4400"/>
+          <w:sz w:val="24"/>
+        </w:rPr>
+        <w:t>Вірні:</w:t>
+      </w:r>
+      <w:r>
+        <w:rPr>
+          <w:rFonts w:ascii="Times New Roman" w:hAnsi="Times New Roman"/>
+          <w:color w:val="000000"/>
+          <w:sz w:val="24"/>
+        </w:rPr>
+        <w:t xml:space="preserve"> </w:t>
+      </w:r>
+      <w:r>
+        <w:rPr>
+          <w:rFonts w:ascii="Times New Roman" w:hAnsi="Times New Roman"/>
+          <w:color w:val="000000"/>
+          <w:sz w:val="24"/>
+        </w:rPr>
+        <w:t>Го́споди,</w:t>
+      </w:r>
+      <w:r>
+        <w:rPr>
+          <w:rFonts w:ascii="Times New Roman" w:hAnsi="Times New Roman"/>
+          <w:color w:val="000000"/>
+          <w:sz w:val="24"/>
+        </w:rPr>
+        <w:t xml:space="preserve"> </w:t>
+      </w:r>
+      <w:r>
+        <w:rPr>
+          <w:rFonts w:ascii="Times New Roman" w:hAnsi="Times New Roman"/>
+          <w:color w:val="000000"/>
+          <w:sz w:val="24"/>
+        </w:rPr>
+        <w:t>поми́луй.</w:t>
+      </w:r>
+    </w:p>
+    <w:p>
+      <w:pPr>
+        <w:spacing w:after="120"/>
+      </w:pPr>
+      <w:r>
+        <w:rPr>
+          <w:rFonts w:ascii="Times New Roman" w:hAnsi="Times New Roman"/>
+          <w:sz w:val="24"/>
+        </w:rPr>
+        <w:t>Заступи,</w:t>
+      </w:r>
+      <w:r>
+        <w:rPr>
+          <w:rFonts w:ascii="Times New Roman" w:hAnsi="Times New Roman"/>
+          <w:sz w:val="24"/>
+        </w:rPr>
+        <w:t xml:space="preserve"> </w:t>
+      </w:r>
+      <w:r>
+        <w:rPr>
+          <w:rFonts w:ascii="Times New Roman" w:hAnsi="Times New Roman"/>
+          <w:sz w:val="24"/>
+        </w:rPr>
+        <w:t>спаси,</w:t>
+      </w:r>
+      <w:r>
+        <w:rPr>
+          <w:rFonts w:ascii="Times New Roman" w:hAnsi="Times New Roman"/>
+          <w:sz w:val="24"/>
+        </w:rPr>
+        <w:t xml:space="preserve"> </w:t>
+      </w:r>
+      <w:r>
+        <w:rPr>
+          <w:rFonts w:ascii="Times New Roman" w:hAnsi="Times New Roman"/>
+          <w:sz w:val="24"/>
+        </w:rPr>
+        <w:t>помилуй</w:t>
+      </w:r>
+      <w:r>
+        <w:rPr>
+          <w:rFonts w:ascii="Times New Roman" w:hAnsi="Times New Roman"/>
+          <w:sz w:val="24"/>
+        </w:rPr>
+        <w:t xml:space="preserve"> </w:t>
+      </w:r>
+      <w:r>
+        <w:rPr>
+          <w:rFonts w:ascii="Times New Roman" w:hAnsi="Times New Roman"/>
+          <w:sz w:val="24"/>
+        </w:rPr>
+        <w:t>і</w:t>
+      </w:r>
+      <w:r>
+        <w:rPr>
+          <w:rFonts w:ascii="Times New Roman" w:hAnsi="Times New Roman"/>
+          <w:sz w:val="24"/>
+        </w:rPr>
+        <w:t xml:space="preserve"> </w:t>
+      </w:r>
+      <w:r>
+        <w:rPr>
+          <w:rFonts w:ascii="Times New Roman" w:hAnsi="Times New Roman"/>
+          <w:sz w:val="24"/>
+        </w:rPr>
+        <w:t>охорони</w:t>
+      </w:r>
+      <w:r>
+        <w:rPr>
+          <w:rFonts w:ascii="Times New Roman" w:hAnsi="Times New Roman"/>
+          <w:sz w:val="24"/>
+        </w:rPr>
+        <w:t xml:space="preserve"> </w:t>
+      </w:r>
+      <w:r>
+        <w:rPr>
+          <w:rFonts w:ascii="Times New Roman" w:hAnsi="Times New Roman"/>
+          <w:sz w:val="24"/>
+        </w:rPr>
+        <w:t>нас,</w:t>
+      </w:r>
+      <w:r>
+        <w:rPr>
+          <w:rFonts w:ascii="Times New Roman" w:hAnsi="Times New Roman"/>
+          <w:sz w:val="24"/>
+        </w:rPr>
+        <w:t xml:space="preserve"> </w:t>
+      </w:r>
+      <w:r>
+        <w:rPr>
+          <w:rFonts w:ascii="Times New Roman" w:hAnsi="Times New Roman"/>
+          <w:sz w:val="24"/>
+        </w:rPr>
+        <w:t>Боже,</w:t>
+      </w:r>
+      <w:r>
+        <w:rPr>
+          <w:rFonts w:ascii="Times New Roman" w:hAnsi="Times New Roman"/>
+          <w:sz w:val="24"/>
+        </w:rPr>
+        <w:t xml:space="preserve"> </w:t>
+      </w:r>
+      <w:r>
+        <w:rPr>
+          <w:rFonts w:ascii="Times New Roman" w:hAnsi="Times New Roman"/>
+          <w:sz w:val="24"/>
+        </w:rPr>
+        <w:t>Твоєю</w:t>
+      </w:r>
+      <w:r>
+        <w:rPr>
+          <w:rFonts w:ascii="Times New Roman" w:hAnsi="Times New Roman"/>
+          <w:sz w:val="24"/>
+        </w:rPr>
+        <w:t xml:space="preserve"> </w:t>
+      </w:r>
+      <w:r>
+        <w:rPr>
+          <w:rFonts w:ascii="Times New Roman" w:hAnsi="Times New Roman"/>
+          <w:sz w:val="24"/>
+        </w:rPr>
+        <w:t>благодаттю</w:t>
+      </w:r>
+    </w:p>
+    <w:p>
+      <w:pPr>
+        <w:spacing w:after="120"/>
+      </w:pPr>
+      <w:r>
+        <w:rPr>
+          <w:rFonts w:ascii="Times New Roman" w:hAnsi="Times New Roman"/>
+          <w:i/>
+          <w:color w:val="FF4400"/>
+          <w:sz w:val="24"/>
+        </w:rPr>
+        <w:t>Вірні:</w:t>
+      </w:r>
+      <w:r>
+        <w:rPr>
+          <w:rFonts w:ascii="Times New Roman" w:hAnsi="Times New Roman"/>
+          <w:color w:val="000000"/>
+          <w:sz w:val="24"/>
+        </w:rPr>
+        <w:t xml:space="preserve"> </w:t>
+      </w:r>
+      <w:r>
+        <w:rPr>
+          <w:rFonts w:ascii="Times New Roman" w:hAnsi="Times New Roman"/>
+          <w:color w:val="000000"/>
+          <w:sz w:val="24"/>
+        </w:rPr>
+        <w:t>Го́споди,</w:t>
+      </w:r>
+      <w:r>
+        <w:rPr>
+          <w:rFonts w:ascii="Times New Roman" w:hAnsi="Times New Roman"/>
+          <w:color w:val="000000"/>
+          <w:sz w:val="24"/>
+        </w:rPr>
+        <w:t xml:space="preserve"> </w:t>
+      </w:r>
+      <w:r>
+        <w:rPr>
+          <w:rFonts w:ascii="Times New Roman" w:hAnsi="Times New Roman"/>
+          <w:color w:val="000000"/>
+          <w:sz w:val="24"/>
+        </w:rPr>
+        <w:t>поми́луй.</w:t>
+      </w:r>
+    </w:p>
+    <w:p>
+      <w:pPr>
+        <w:spacing w:after="120"/>
+      </w:pPr>
+      <w:r>
+        <w:rPr>
+          <w:rFonts w:ascii="Times New Roman" w:hAnsi="Times New Roman"/>
+          <w:color w:val="000000"/>
+          <w:sz w:val="24"/>
+        </w:rPr>
+        <w:t>Пресвяту,</w:t>
+      </w:r>
+      <w:r>
+        <w:rPr>
+          <w:rFonts w:ascii="Times New Roman" w:hAnsi="Times New Roman"/>
+          <w:color w:val="000000"/>
+          <w:sz w:val="24"/>
+        </w:rPr>
+        <w:t xml:space="preserve"> </w:t>
+      </w:r>
+      <w:r>
+        <w:rPr>
+          <w:rFonts w:ascii="Times New Roman" w:hAnsi="Times New Roman"/>
+          <w:color w:val="000000"/>
+          <w:sz w:val="24"/>
+        </w:rPr>
+        <w:t>пречисту,</w:t>
+      </w:r>
+      <w:r>
+        <w:rPr>
+          <w:rFonts w:ascii="Times New Roman" w:hAnsi="Times New Roman"/>
+          <w:color w:val="000000"/>
+          <w:sz w:val="24"/>
+        </w:rPr>
+        <w:t xml:space="preserve"> </w:t>
+      </w:r>
+      <w:r>
+        <w:rPr>
+          <w:rFonts w:ascii="Times New Roman" w:hAnsi="Times New Roman"/>
+          <w:color w:val="000000"/>
+          <w:sz w:val="24"/>
+        </w:rPr>
+        <w:t>преблагословенну,</w:t>
+      </w:r>
+      <w:r>
+        <w:rPr>
+          <w:rFonts w:ascii="Times New Roman" w:hAnsi="Times New Roman"/>
+          <w:color w:val="000000"/>
+          <w:sz w:val="24"/>
+        </w:rPr>
+        <w:t xml:space="preserve"> </w:t>
+      </w:r>
+      <w:r>
+        <w:rPr>
+          <w:rFonts w:ascii="Times New Roman" w:hAnsi="Times New Roman"/>
+          <w:color w:val="000000"/>
+          <w:sz w:val="24"/>
+        </w:rPr>
+        <w:t>славну</w:t>
+      </w:r>
+      <w:r>
+        <w:rPr>
+          <w:rFonts w:ascii="Times New Roman" w:hAnsi="Times New Roman"/>
+          <w:color w:val="000000"/>
+          <w:sz w:val="24"/>
+        </w:rPr>
+        <w:t xml:space="preserve"> </w:t>
+      </w:r>
+      <w:r>
+        <w:rPr>
+          <w:rFonts w:ascii="Times New Roman" w:hAnsi="Times New Roman"/>
+          <w:color w:val="000000"/>
+          <w:sz w:val="24"/>
+        </w:rPr>
+        <w:t>Владичицю</w:t>
+      </w:r>
+      <w:r>
+        <w:rPr>
+          <w:rFonts w:ascii="Times New Roman" w:hAnsi="Times New Roman"/>
+          <w:color w:val="000000"/>
+          <w:sz w:val="24"/>
+        </w:rPr>
+        <w:t xml:space="preserve"> </w:t>
+      </w:r>
+      <w:r>
+        <w:rPr>
+          <w:rFonts w:ascii="Times New Roman" w:hAnsi="Times New Roman"/>
+          <w:color w:val="000000"/>
+          <w:sz w:val="24"/>
+        </w:rPr>
+        <w:t>нашу</w:t>
+      </w:r>
+      <w:r>
+        <w:rPr>
+          <w:rFonts w:ascii="Times New Roman" w:hAnsi="Times New Roman"/>
+          <w:color w:val="000000"/>
+          <w:sz w:val="24"/>
+        </w:rPr>
+        <w:t xml:space="preserve"> </w:t>
+      </w:r>
+      <w:r>
+        <w:rPr>
+          <w:rFonts w:ascii="Times New Roman" w:hAnsi="Times New Roman"/>
+          <w:color w:val="000000"/>
+          <w:sz w:val="24"/>
+        </w:rPr>
+        <w:t>Богородицю</w:t>
+      </w:r>
+      <w:r>
+        <w:rPr>
+          <w:rFonts w:ascii="Times New Roman" w:hAnsi="Times New Roman"/>
+          <w:color w:val="000000"/>
+          <w:sz w:val="24"/>
+        </w:rPr>
+        <w:t xml:space="preserve"> </w:t>
+      </w:r>
+      <w:r>
+        <w:rPr>
+          <w:rFonts w:ascii="Times New Roman" w:hAnsi="Times New Roman"/>
+          <w:color w:val="000000"/>
+          <w:sz w:val="24"/>
+        </w:rPr>
+        <w:t>і</w:t>
+      </w:r>
+      <w:r>
+        <w:rPr>
+          <w:rFonts w:ascii="Times New Roman" w:hAnsi="Times New Roman"/>
+          <w:color w:val="000000"/>
+          <w:sz w:val="24"/>
+        </w:rPr>
+        <w:t xml:space="preserve"> </w:t>
+      </w:r>
+      <w:r>
+        <w:rPr>
+          <w:rFonts w:ascii="Times New Roman" w:hAnsi="Times New Roman"/>
+          <w:color w:val="000000"/>
+          <w:sz w:val="24"/>
+        </w:rPr>
+        <w:t>приснодіву</w:t>
+      </w:r>
+      <w:r>
+        <w:rPr>
+          <w:rFonts w:ascii="Times New Roman" w:hAnsi="Times New Roman"/>
+          <w:color w:val="000000"/>
+          <w:sz w:val="24"/>
+        </w:rPr>
+        <w:t xml:space="preserve"> </w:t>
+      </w:r>
+      <w:r>
+        <w:rPr>
+          <w:rFonts w:ascii="Times New Roman" w:hAnsi="Times New Roman"/>
+          <w:color w:val="000000"/>
+          <w:sz w:val="24"/>
+        </w:rPr>
+        <w:t>Марію,</w:t>
+      </w:r>
+      <w:r>
+        <w:rPr>
+          <w:rFonts w:ascii="Times New Roman" w:hAnsi="Times New Roman"/>
+          <w:color w:val="000000"/>
+          <w:sz w:val="24"/>
+        </w:rPr>
+        <w:t xml:space="preserve"> </w:t>
+      </w:r>
+      <w:r>
+        <w:rPr>
+          <w:rFonts w:ascii="Times New Roman" w:hAnsi="Times New Roman"/>
+          <w:color w:val="000000"/>
+          <w:sz w:val="24"/>
+        </w:rPr>
+        <w:t>з</w:t>
+      </w:r>
+      <w:r>
+        <w:rPr>
+          <w:rFonts w:ascii="Times New Roman" w:hAnsi="Times New Roman"/>
+          <w:color w:val="000000"/>
+          <w:sz w:val="24"/>
+        </w:rPr>
+        <w:t xml:space="preserve"> </w:t>
+      </w:r>
+      <w:r>
+        <w:rPr>
+          <w:rFonts w:ascii="Times New Roman" w:hAnsi="Times New Roman"/>
+          <w:color w:val="000000"/>
+          <w:sz w:val="24"/>
+        </w:rPr>
+        <w:t>усіма</w:t>
+      </w:r>
+      <w:r>
+        <w:rPr>
+          <w:rFonts w:ascii="Times New Roman" w:hAnsi="Times New Roman"/>
+          <w:color w:val="000000"/>
+          <w:sz w:val="24"/>
+        </w:rPr>
+        <w:t xml:space="preserve"> </w:t>
+      </w:r>
+      <w:r>
+        <w:rPr>
+          <w:rFonts w:ascii="Times New Roman" w:hAnsi="Times New Roman"/>
+          <w:color w:val="000000"/>
+          <w:sz w:val="24"/>
+        </w:rPr>
+        <w:t>святими</w:t>
+      </w:r>
+      <w:r>
+        <w:rPr>
+          <w:rFonts w:ascii="Times New Roman" w:hAnsi="Times New Roman"/>
+          <w:color w:val="000000"/>
+          <w:sz w:val="24"/>
+        </w:rPr>
+        <w:t xml:space="preserve"> </w:t>
+      </w:r>
+      <w:r>
+        <w:rPr>
+          <w:rFonts w:ascii="Times New Roman" w:hAnsi="Times New Roman"/>
+          <w:color w:val="000000"/>
+          <w:sz w:val="24"/>
+        </w:rPr>
+        <w:t>пом’янувши,</w:t>
+      </w:r>
+      <w:r>
+        <w:rPr>
+          <w:rFonts w:ascii="Times New Roman" w:hAnsi="Times New Roman"/>
+          <w:color w:val="000000"/>
+          <w:sz w:val="24"/>
+        </w:rPr>
+        <w:t xml:space="preserve"> </w:t>
+      </w:r>
+      <w:r>
+        <w:rPr>
+          <w:rFonts w:ascii="Times New Roman" w:hAnsi="Times New Roman"/>
+          <w:color w:val="000000"/>
+          <w:sz w:val="24"/>
+        </w:rPr>
+        <w:t>самих</w:t>
+      </w:r>
+      <w:r>
+        <w:rPr>
+          <w:rFonts w:ascii="Times New Roman" w:hAnsi="Times New Roman"/>
+          <w:color w:val="000000"/>
+          <w:sz w:val="24"/>
+        </w:rPr>
+        <w:t xml:space="preserve"> </w:t>
+      </w:r>
+      <w:r>
+        <w:rPr>
+          <w:rFonts w:ascii="Times New Roman" w:hAnsi="Times New Roman"/>
+          <w:color w:val="000000"/>
+          <w:sz w:val="24"/>
+        </w:rPr>
+        <w:t>себе,</w:t>
+      </w:r>
+      <w:r>
+        <w:rPr>
+          <w:rFonts w:ascii="Times New Roman" w:hAnsi="Times New Roman"/>
+          <w:color w:val="000000"/>
+          <w:sz w:val="24"/>
+        </w:rPr>
+        <w:t xml:space="preserve"> </w:t>
+      </w:r>
+      <w:r>
+        <w:rPr>
+          <w:rFonts w:ascii="Times New Roman" w:hAnsi="Times New Roman"/>
+          <w:color w:val="000000"/>
+          <w:sz w:val="24"/>
+        </w:rPr>
+        <w:t>і</w:t>
+      </w:r>
+      <w:r>
+        <w:rPr>
+          <w:rFonts w:ascii="Times New Roman" w:hAnsi="Times New Roman"/>
+          <w:color w:val="000000"/>
+          <w:sz w:val="24"/>
+        </w:rPr>
+        <w:t xml:space="preserve"> </w:t>
+      </w:r>
+      <w:r>
+        <w:rPr>
+          <w:rFonts w:ascii="Times New Roman" w:hAnsi="Times New Roman"/>
+          <w:color w:val="000000"/>
+          <w:sz w:val="24"/>
+        </w:rPr>
+        <w:t>один</w:t>
+      </w:r>
+      <w:r>
+        <w:rPr>
+          <w:rFonts w:ascii="Times New Roman" w:hAnsi="Times New Roman"/>
+          <w:color w:val="000000"/>
+          <w:sz w:val="24"/>
+        </w:rPr>
+        <w:t xml:space="preserve"> </w:t>
+      </w:r>
+      <w:r>
+        <w:rPr>
+          <w:rFonts w:ascii="Times New Roman" w:hAnsi="Times New Roman"/>
+          <w:color w:val="000000"/>
+          <w:sz w:val="24"/>
+        </w:rPr>
+        <w:t>одного,</w:t>
+      </w:r>
+      <w:r>
+        <w:rPr>
+          <w:rFonts w:ascii="Times New Roman" w:hAnsi="Times New Roman"/>
+          <w:color w:val="000000"/>
+          <w:sz w:val="24"/>
+        </w:rPr>
+        <w:t xml:space="preserve"> </w:t>
+      </w:r>
+      <w:r>
+        <w:rPr>
+          <w:rFonts w:ascii="Times New Roman" w:hAnsi="Times New Roman"/>
+          <w:color w:val="000000"/>
+          <w:sz w:val="24"/>
+        </w:rPr>
+        <w:t>і</w:t>
+      </w:r>
+      <w:r>
+        <w:rPr>
+          <w:rFonts w:ascii="Times New Roman" w:hAnsi="Times New Roman"/>
+          <w:color w:val="000000"/>
+          <w:sz w:val="24"/>
+        </w:rPr>
+        <w:t xml:space="preserve"> </w:t>
+      </w:r>
+      <w:r>
+        <w:rPr>
+          <w:rFonts w:ascii="Times New Roman" w:hAnsi="Times New Roman"/>
+          <w:color w:val="000000"/>
+          <w:sz w:val="24"/>
+        </w:rPr>
+        <w:t>все</w:t>
+      </w:r>
+      <w:r>
+        <w:rPr>
+          <w:rFonts w:ascii="Times New Roman" w:hAnsi="Times New Roman"/>
+          <w:color w:val="000000"/>
+          <w:sz w:val="24"/>
+        </w:rPr>
+        <w:t xml:space="preserve"> </w:t>
+      </w:r>
+      <w:r>
+        <w:rPr>
+          <w:rFonts w:ascii="Times New Roman" w:hAnsi="Times New Roman"/>
+          <w:color w:val="000000"/>
+          <w:sz w:val="24"/>
+        </w:rPr>
+        <w:t>життя</w:t>
+      </w:r>
+      <w:r>
+        <w:rPr>
+          <w:rFonts w:ascii="Times New Roman" w:hAnsi="Times New Roman"/>
+          <w:color w:val="000000"/>
+          <w:sz w:val="24"/>
+        </w:rPr>
+        <w:t xml:space="preserve"> </w:t>
+      </w:r>
+      <w:r>
+        <w:rPr>
+          <w:rFonts w:ascii="Times New Roman" w:hAnsi="Times New Roman"/>
+          <w:color w:val="000000"/>
+          <w:sz w:val="24"/>
+        </w:rPr>
+        <w:t>наше</w:t>
+      </w:r>
+      <w:r>
+        <w:rPr>
+          <w:rFonts w:ascii="Times New Roman" w:hAnsi="Times New Roman"/>
+          <w:color w:val="000000"/>
+          <w:sz w:val="24"/>
+        </w:rPr>
+        <w:t xml:space="preserve"> </w:t>
+      </w:r>
+      <w:r>
+        <w:rPr>
+          <w:rFonts w:ascii="Times New Roman" w:hAnsi="Times New Roman"/>
+          <w:color w:val="000000"/>
+          <w:sz w:val="24"/>
+        </w:rPr>
+        <w:t>Христу</w:t>
+      </w:r>
+      <w:r>
+        <w:rPr>
+          <w:rFonts w:ascii="Times New Roman" w:hAnsi="Times New Roman"/>
+          <w:color w:val="000000"/>
+          <w:sz w:val="24"/>
+        </w:rPr>
+        <w:t xml:space="preserve"> </w:t>
+      </w:r>
+      <w:r>
+        <w:rPr>
+          <w:rFonts w:ascii="Times New Roman" w:hAnsi="Times New Roman"/>
+          <w:color w:val="000000"/>
+          <w:sz w:val="24"/>
+        </w:rPr>
+        <w:t>Богові</w:t>
+      </w:r>
+      <w:r>
+        <w:rPr>
+          <w:rFonts w:ascii="Times New Roman" w:hAnsi="Times New Roman"/>
+          <w:color w:val="000000"/>
+          <w:sz w:val="24"/>
+        </w:rPr>
+        <w:t xml:space="preserve"> </w:t>
+      </w:r>
+      <w:r>
+        <w:rPr>
+          <w:rFonts w:ascii="Times New Roman" w:hAnsi="Times New Roman"/>
+          <w:color w:val="000000"/>
+          <w:sz w:val="24"/>
+        </w:rPr>
+        <w:t>віддаймо.</w:t>
+      </w:r>
+    </w:p>
+    <w:p>
+      <w:pPr>
+        <w:spacing w:after="120"/>
+      </w:pPr>
+      <w:r>
+        <w:rPr>
+          <w:rFonts w:ascii="Times New Roman" w:hAnsi="Times New Roman"/>
+          <w:i/>
+          <w:color w:val="FF4400"/>
+          <w:sz w:val="24"/>
+        </w:rPr>
+        <w:t>Вірні:</w:t>
+      </w:r>
+      <w:r>
+        <w:rPr>
+          <w:rFonts w:ascii="Times New Roman" w:hAnsi="Times New Roman"/>
+          <w:color w:val="000000"/>
+          <w:sz w:val="24"/>
+        </w:rPr>
+        <w:t xml:space="preserve"> </w:t>
+      </w:r>
+      <w:r>
+        <w:rPr>
+          <w:rFonts w:ascii="Times New Roman" w:hAnsi="Times New Roman"/>
+          <w:color w:val="000000"/>
+          <w:sz w:val="24"/>
+        </w:rPr>
+        <w:t>Тобі́,</w:t>
+      </w:r>
+      <w:r>
+        <w:rPr>
+          <w:rFonts w:ascii="Times New Roman" w:hAnsi="Times New Roman"/>
+          <w:color w:val="000000"/>
+          <w:sz w:val="24"/>
+        </w:rPr>
+        <w:t xml:space="preserve"> </w:t>
+      </w:r>
+      <w:r>
+        <w:rPr>
+          <w:rFonts w:ascii="Times New Roman" w:hAnsi="Times New Roman"/>
+          <w:color w:val="000000"/>
+          <w:sz w:val="24"/>
+        </w:rPr>
+        <w:t>Го́споди.</w:t>
+      </w:r>
+    </w:p>
+    <w:p>
+      <w:pPr>
+        <w:spacing w:after="120" w:line="240" w:lineRule="auto"/>
+        <w:rPr>
+          <w:rFonts w:ascii="Times New Roman" w:eastAsia="Times New Roman" w:hAnsi="Times New Roman" w:cs="Times New Roman"/>
+          <w:sz w:val="24"/>
+          <w:szCs w:val="24"/>
+          <w:lang w:val="ru-MD"/>
+        </w:rPr>
+      </w:pPr>
+      <w:r>
+        <w:rPr>
+          <w:rFonts w:ascii="Times New Roman" w:eastAsia="Times New Roman" w:hAnsi="Times New Roman" w:cs="Times New Roman"/>
+          <w:sz w:val="24"/>
+          <w:szCs w:val="24"/>
+          <w:u w:val="single"/>
+          <w:lang w:val="ru-MD"/>
+        </w:rPr>
+        <w:t>[Господи, Боже наш, що сонну неміч забрав від нас і покликав нас візванням святим, щоб і вночі підносити руки наші і прославляти тебе за справедливі твої присуди. Прийми благання наші, моління, визнавання, нічні служби і даруй нам, Боже, віру бездоганну, надію впевнену, любов нелицемірну. Благослови наші входи й виходи, вчинки, слова, діла й думки; і дай нам дочекатися початку дня, нам, що хвалять й оспівують, і благословлять добрість твоєї несказанної сили]</w:t>
+      </w:r>
+    </w:p>
+    <w:p>
+      <w:pPr>
+        <w:spacing w:after="120"/>
+        <w:jc w:val="both"/>
+      </w:pPr>
+      <w:r>
+        <w:rPr>
+          <w:rFonts w:ascii="Times New Roman" w:hAnsi="Times New Roman"/>
           <w:i/>
           <w:color w:val="FF0000"/>
           <w:sz w:val="24"/>
-          <w:szCs w:val="24"/>
-          <w:lang w:val="ru-MD"/>
-        </w:rPr>
-        <w:t>Вірні:</w:t>
-      </w:r>
-      <w:r>
-        <w:rPr>
-          <w:rFonts w:ascii="Times New Roman" w:eastAsia="Times New Roman" w:hAnsi="Times New Roman" w:cs="Times New Roman"/>
-          <w:color w:val="000000"/>
-          <w:sz w:val="24"/>
-          <w:szCs w:val="24"/>
-          <w:lang w:val="ru-MD"/>
-        </w:rPr>
-        <w:t xml:space="preserve"> Господи, помилуй.</w:t>
-      </w:r>
-    </w:p>
-    <w:p>
-      <w:pPr>
-        <w:spacing w:after="120" w:line="240" w:lineRule="auto"/>
-        <w:rPr>
-          <w:rFonts w:ascii="Times New Roman" w:eastAsia="Times New Roman" w:hAnsi="Times New Roman" w:cs="Times New Roman"/>
-          <w:sz w:val="24"/>
-          <w:szCs w:val="24"/>
-          <w:lang w:val="ru-MD"/>
-        </w:rPr>
-      </w:pPr>
-      <w:r>
-        <w:rPr>
-          <w:rFonts w:ascii="Times New Roman" w:eastAsia="Times New Roman" w:hAnsi="Times New Roman" w:cs="Times New Roman"/>
-          <w:color w:val="000000"/>
-          <w:sz w:val="24"/>
-          <w:szCs w:val="24"/>
-          <w:lang w:val="ru-MD"/>
-        </w:rPr>
-        <w:t>Заступи, спаси, помилуй і охорони нас, Боже, твоєю благодаттю.</w:t>
-      </w:r>
-    </w:p>
-    <w:p>
-      <w:pPr>
-        <w:spacing w:after="120" w:line="240" w:lineRule="auto"/>
-        <w:rPr>
-          <w:rFonts w:ascii="Times New Roman" w:eastAsia="Times New Roman" w:hAnsi="Times New Roman" w:cs="Times New Roman"/>
-          <w:sz w:val="24"/>
-          <w:szCs w:val="24"/>
-          <w:lang w:val="ru-MD"/>
-        </w:rPr>
-      </w:pPr>
-      <w:r>
-        <w:rPr>
-          <w:rFonts w:ascii="Times New Roman" w:eastAsia="Times New Roman" w:hAnsi="Times New Roman" w:cs="Times New Roman"/>
+        </w:rPr>
+        <w:t>Священник:</w:t>
+      </w:r>
+      <w:r>
+        <w:rPr>
+          <w:rFonts w:ascii="Times New Roman" w:hAnsi="Times New Roman"/>
           <w:i/>
           <w:color w:val="FF0000"/>
           <w:sz w:val="24"/>
-          <w:szCs w:val="24"/>
-          <w:lang w:val="ru-MD"/>
-        </w:rPr>
-        <w:t>Вірні:</w:t>
-      </w:r>
-      <w:r>
-        <w:rPr>
-          <w:rFonts w:ascii="Times New Roman" w:eastAsia="Times New Roman" w:hAnsi="Times New Roman" w:cs="Times New Roman"/>
-          <w:color w:val="000000"/>
-          <w:sz w:val="24"/>
-          <w:szCs w:val="24"/>
-          <w:lang w:val="ru-MD"/>
-        </w:rPr>
-        <w:t xml:space="preserve"> Господи, помилуй.</w:t>
-      </w:r>
-    </w:p>
-    <w:p>
-      <w:pPr>
-        <w:spacing w:after="120" w:line="240" w:lineRule="auto"/>
-        <w:rPr>
-          <w:rFonts w:ascii="Times New Roman" w:eastAsia="Times New Roman" w:hAnsi="Times New Roman" w:cs="Times New Roman"/>
-          <w:sz w:val="24"/>
-          <w:szCs w:val="24"/>
-          <w:lang w:val="ru-MD"/>
-        </w:rPr>
-      </w:pPr>
-      <w:r>
-        <w:rPr>
-          <w:rFonts w:ascii="Times New Roman" w:eastAsia="Times New Roman" w:hAnsi="Times New Roman" w:cs="Times New Roman"/>
-          <w:color w:val="000000"/>
-          <w:sz w:val="24"/>
-          <w:szCs w:val="24"/>
-          <w:lang w:val="ru-MD"/>
-        </w:rPr>
-        <w:t>Пресвяту, пречисту, преблагословенну, славну Владичицю нашу Богородицю і приснодіву Марію, з усіма святими пом'янувши, самі себе, і один одного, і все життя наше Христу Богові віддаймо.</w:t>
-      </w:r>
-    </w:p>
-    <w:p>
-      <w:pPr>
-        <w:spacing w:after="120" w:line="240" w:lineRule="auto"/>
-        <w:rPr>
-          <w:rFonts w:ascii="Times New Roman" w:eastAsia="Times New Roman" w:hAnsi="Times New Roman" w:cs="Times New Roman"/>
-          <w:sz w:val="24"/>
-          <w:szCs w:val="24"/>
-          <w:lang w:val="ru-MD"/>
-        </w:rPr>
-      </w:pPr>
-      <w:r>
-        <w:rPr>
-          <w:rFonts w:ascii="Times New Roman" w:eastAsia="Times New Roman" w:hAnsi="Times New Roman" w:cs="Times New Roman"/>
-          <w:i/>
-          <w:color w:val="FF0000"/>
-          <w:sz w:val="24"/>
-          <w:szCs w:val="24"/>
-          <w:lang w:val="ru-MD"/>
-        </w:rPr>
-        <w:t>Вірні:</w:t>
-      </w:r>
-      <w:r>
-        <w:rPr>
-          <w:rFonts w:ascii="Times New Roman" w:eastAsia="Times New Roman" w:hAnsi="Times New Roman" w:cs="Times New Roman"/>
-          <w:color w:val="000000"/>
-          <w:sz w:val="24"/>
-          <w:szCs w:val="24"/>
-          <w:lang w:val="ru-MD"/>
-        </w:rPr>
-        <w:t xml:space="preserve"> Тобі, Господи.</w:t>
-      </w:r>
-    </w:p>
-    <w:p>
-      <w:pPr>
-        <w:spacing w:after="120" w:line="240" w:lineRule="auto"/>
-        <w:rPr>
-          <w:rFonts w:ascii="Times New Roman" w:eastAsia="Times New Roman" w:hAnsi="Times New Roman" w:cs="Times New Roman"/>
-          <w:sz w:val="24"/>
-          <w:szCs w:val="24"/>
-          <w:lang w:val="ru-MD"/>
-        </w:rPr>
-      </w:pPr>
-      <w:r>
-        <w:rPr>
-          <w:rFonts w:ascii="Times New Roman" w:eastAsia="Times New Roman" w:hAnsi="Times New Roman" w:cs="Times New Roman"/>
-          <w:sz w:val="24"/>
-          <w:szCs w:val="24"/>
-          <w:u w:val="single"/>
-          <w:lang w:val="ru-MD"/>
-        </w:rPr>
-        <w:t>[Господи, Боже наш, що сонну неміч забрав від нас і покликав нас візванням святим, щоб і вночі підносити руки наші і прославляти тебе за справедливі твої присуди. Прийми благання наші, моління, визнавання, нічні служби і даруй нам, Боже, віру бездоганну, надію впевнену, любов нелицемірну. Благослови наші входи й виходи, вчинки, слова, діла й думки; і дай нам дочекатися початку дня, нам, що хвалять й оспівують, і благословлять добрість твоєї несказанної сили]</w:t>
-      </w:r>
-    </w:p>
-    <w:p>
-      <w:pPr>
-        <w:spacing w:after="120" w:line="240" w:lineRule="auto"/>
-        <w:rPr>
-          <w:rFonts w:ascii="Times New Roman" w:eastAsia="Times New Roman" w:hAnsi="Times New Roman" w:cs="Times New Roman"/>
-          <w:sz w:val="24"/>
-          <w:szCs w:val="24"/>
-          <w:lang w:val="ru-MD"/>
-        </w:rPr>
-      </w:pPr>
-      <w:r>
-        <w:rPr>
-          <w:rFonts w:ascii="Times New Roman" w:eastAsia="Times New Roman" w:hAnsi="Times New Roman" w:cs="Times New Roman"/>
-          <w:i/>
-          <w:color w:val="FF0000"/>
-          <w:sz w:val="24"/>
-          <w:szCs w:val="24"/>
-          <w:lang w:val="ru-MD"/>
-        </w:rPr>
-        <w:t>Священик:</w:t>
-      </w:r>
-      <w:r>
-        <w:rPr>
-          <w:rFonts w:ascii="Times New Roman" w:eastAsia="Times New Roman" w:hAnsi="Times New Roman" w:cs="Times New Roman"/>
-          <w:i/>
-          <w:color w:val="FF0000"/>
-          <w:sz w:val="24"/>
-          <w:szCs w:val="24"/>
-        </w:rPr>
-        <w:t> </w:t>
-      </w:r>
-      <w:r>
-        <w:rPr>
-          <w:rFonts w:ascii="Times New Roman" w:eastAsia="Times New Roman" w:hAnsi="Times New Roman" w:cs="Times New Roman"/>
-          <w:color w:val="000000"/>
-          <w:sz w:val="24"/>
-          <w:szCs w:val="24"/>
-          <w:lang w:val="ru-MD"/>
-        </w:rPr>
-        <w:t>Бо Ти Бог наш і Тобі славу возсилаємо: Отцю, і Сину, і Святому Духові</w:t>
-      </w:r>
-      <w:r>
-        <w:rPr>
-          <w:rFonts w:ascii="Times New Roman" w:eastAsia="Times New Roman" w:hAnsi="Times New Roman" w:cs="Times New Roman"/>
-          <w:sz w:val="24"/>
-          <w:szCs w:val="24"/>
-          <w:lang w:val="ru-MD"/>
-        </w:rPr>
-        <w:t>, нині і повсякчас, і на віки віків.</w:t>
+        </w:rPr>
+        <w:t xml:space="preserve"> </w:t>
+      </w:r>
+      <w:r>
+        <w:rPr>
+          <w:rFonts w:ascii="Times New Roman" w:hAnsi="Times New Roman"/>
+          <w:color w:val="000000"/>
+          <w:sz w:val="24"/>
+        </w:rPr>
+        <w:t>Бо</w:t>
+      </w:r>
+      <w:r>
+        <w:rPr>
+          <w:rFonts w:ascii="Times New Roman" w:hAnsi="Times New Roman"/>
+          <w:color w:val="000000"/>
+          <w:sz w:val="24"/>
+        </w:rPr>
+        <w:t xml:space="preserve"> </w:t>
+      </w:r>
+      <w:r>
+        <w:rPr>
+          <w:rFonts w:ascii="Times New Roman" w:hAnsi="Times New Roman"/>
+          <w:color w:val="000000"/>
+          <w:sz w:val="24"/>
+        </w:rPr>
+        <w:t>Ти</w:t>
+      </w:r>
+      <w:r>
+        <w:rPr>
+          <w:rFonts w:ascii="Times New Roman" w:hAnsi="Times New Roman"/>
+          <w:color w:val="000000"/>
+          <w:sz w:val="24"/>
+        </w:rPr>
+        <w:t xml:space="preserve"> </w:t>
+      </w:r>
+      <w:r>
+        <w:rPr>
+          <w:rFonts w:ascii="Times New Roman" w:hAnsi="Times New Roman"/>
+          <w:color w:val="000000"/>
+          <w:sz w:val="24"/>
+        </w:rPr>
+        <w:t>Бог</w:t>
+      </w:r>
+      <w:r>
+        <w:rPr>
+          <w:rFonts w:ascii="Times New Roman" w:hAnsi="Times New Roman"/>
+          <w:color w:val="000000"/>
+          <w:sz w:val="24"/>
+        </w:rPr>
+        <w:t xml:space="preserve"> </w:t>
+      </w:r>
+      <w:r>
+        <w:rPr>
+          <w:rFonts w:ascii="Times New Roman" w:hAnsi="Times New Roman"/>
+          <w:color w:val="000000"/>
+          <w:sz w:val="24"/>
+        </w:rPr>
+        <w:t>наш</w:t>
+      </w:r>
+      <w:r>
+        <w:rPr>
+          <w:rFonts w:ascii="Times New Roman" w:hAnsi="Times New Roman"/>
+          <w:color w:val="000000"/>
+          <w:sz w:val="24"/>
+        </w:rPr>
+        <w:t xml:space="preserve"> </w:t>
+      </w:r>
+      <w:r>
+        <w:rPr>
+          <w:rFonts w:ascii="Times New Roman" w:hAnsi="Times New Roman"/>
+          <w:color w:val="000000"/>
+          <w:sz w:val="24"/>
+        </w:rPr>
+        <w:t>і</w:t>
+      </w:r>
+      <w:r>
+        <w:rPr>
+          <w:rFonts w:ascii="Times New Roman" w:hAnsi="Times New Roman"/>
+          <w:color w:val="000000"/>
+          <w:sz w:val="24"/>
+        </w:rPr>
+        <w:t xml:space="preserve"> </w:t>
+      </w:r>
+      <w:r>
+        <w:rPr>
+          <w:rFonts w:ascii="Times New Roman" w:hAnsi="Times New Roman"/>
+          <w:color w:val="000000"/>
+          <w:sz w:val="24"/>
+        </w:rPr>
+        <w:t>Тобі</w:t>
+      </w:r>
+      <w:r>
+        <w:rPr>
+          <w:rFonts w:ascii="Times New Roman" w:hAnsi="Times New Roman"/>
+          <w:color w:val="000000"/>
+          <w:sz w:val="24"/>
+        </w:rPr>
+        <w:t xml:space="preserve"> </w:t>
+      </w:r>
+      <w:r>
+        <w:rPr>
+          <w:rFonts w:ascii="Times New Roman" w:hAnsi="Times New Roman"/>
+          <w:color w:val="000000"/>
+          <w:sz w:val="24"/>
+        </w:rPr>
+        <w:t>славу</w:t>
+      </w:r>
+      <w:r>
+        <w:rPr>
+          <w:rFonts w:ascii="Times New Roman" w:hAnsi="Times New Roman"/>
+          <w:color w:val="000000"/>
+          <w:sz w:val="24"/>
+        </w:rPr>
+        <w:t xml:space="preserve"> </w:t>
+      </w:r>
+      <w:r>
+        <w:rPr>
+          <w:rFonts w:ascii="Times New Roman" w:hAnsi="Times New Roman"/>
+          <w:color w:val="000000"/>
+          <w:sz w:val="24"/>
+        </w:rPr>
+        <w:t>возсилаємо:</w:t>
+      </w:r>
+      <w:r>
+        <w:rPr>
+          <w:rFonts w:ascii="Times New Roman" w:hAnsi="Times New Roman"/>
+          <w:color w:val="000000"/>
+          <w:sz w:val="24"/>
+        </w:rPr>
+        <w:t xml:space="preserve"> </w:t>
+      </w:r>
+      <w:r>
+        <w:rPr>
+          <w:rFonts w:ascii="Times New Roman" w:hAnsi="Times New Roman"/>
+          <w:color w:val="000000"/>
+          <w:sz w:val="24"/>
+        </w:rPr>
+        <w:t>Отцю,</w:t>
+      </w:r>
+      <w:r>
+        <w:rPr>
+          <w:rFonts w:ascii="Times New Roman" w:hAnsi="Times New Roman"/>
+          <w:color w:val="000000"/>
+          <w:sz w:val="24"/>
+        </w:rPr>
+        <w:t xml:space="preserve"> </w:t>
+      </w:r>
+      <w:r>
+        <w:rPr>
+          <w:rFonts w:ascii="Times New Roman" w:hAnsi="Times New Roman"/>
+          <w:color w:val="000000"/>
+          <w:sz w:val="24"/>
+        </w:rPr>
+        <w:t>і</w:t>
+      </w:r>
+      <w:r>
+        <w:rPr>
+          <w:rFonts w:ascii="Times New Roman" w:hAnsi="Times New Roman"/>
+          <w:color w:val="000000"/>
+          <w:sz w:val="24"/>
+        </w:rPr>
+        <w:t xml:space="preserve"> </w:t>
+      </w:r>
+      <w:r>
+        <w:rPr>
+          <w:rFonts w:ascii="Times New Roman" w:hAnsi="Times New Roman"/>
+          <w:color w:val="000000"/>
+          <w:sz w:val="24"/>
+        </w:rPr>
+        <w:t>Сину,</w:t>
+      </w:r>
+      <w:r>
+        <w:rPr>
+          <w:rFonts w:ascii="Times New Roman" w:hAnsi="Times New Roman"/>
+          <w:color w:val="000000"/>
+          <w:sz w:val="24"/>
+        </w:rPr>
+        <w:t xml:space="preserve"> </w:t>
+      </w:r>
+      <w:r>
+        <w:rPr>
+          <w:rFonts w:ascii="Times New Roman" w:hAnsi="Times New Roman"/>
+          <w:color w:val="000000"/>
+          <w:sz w:val="24"/>
+        </w:rPr>
+        <w:t>і</w:t>
+      </w:r>
+      <w:r>
+        <w:rPr>
+          <w:rFonts w:ascii="Times New Roman" w:hAnsi="Times New Roman"/>
+          <w:color w:val="000000"/>
+          <w:sz w:val="24"/>
+        </w:rPr>
+        <w:t xml:space="preserve"> </w:t>
+      </w:r>
+      <w:r>
+        <w:rPr>
+          <w:rFonts w:ascii="Times New Roman" w:hAnsi="Times New Roman"/>
+          <w:color w:val="000000"/>
+          <w:sz w:val="24"/>
+        </w:rPr>
+        <w:t>Святому</w:t>
+      </w:r>
+      <w:r>
+        <w:rPr>
+          <w:rFonts w:ascii="Times New Roman" w:hAnsi="Times New Roman"/>
+          <w:color w:val="000000"/>
+          <w:sz w:val="24"/>
+        </w:rPr>
+        <w:t xml:space="preserve"> </w:t>
+      </w:r>
+      <w:r>
+        <w:rPr>
+          <w:rFonts w:ascii="Times New Roman" w:hAnsi="Times New Roman"/>
+          <w:color w:val="000000"/>
+          <w:sz w:val="24"/>
+        </w:rPr>
+        <w:t>Духові</w:t>
+      </w:r>
+      <w:r>
+        <w:rPr>
+          <w:rFonts w:ascii="Times New Roman" w:hAnsi="Times New Roman"/>
+          <w:sz w:val="24"/>
+        </w:rPr>
+        <w:t>,</w:t>
+      </w:r>
+      <w:r>
+        <w:rPr>
+          <w:rFonts w:ascii="Times New Roman" w:hAnsi="Times New Roman"/>
+          <w:sz w:val="24"/>
+        </w:rPr>
+        <w:t xml:space="preserve"> </w:t>
+      </w:r>
+      <w:r>
+        <w:rPr>
+          <w:rFonts w:ascii="Times New Roman" w:hAnsi="Times New Roman"/>
+          <w:sz w:val="24"/>
+        </w:rPr>
+        <w:t>нині,</w:t>
+      </w:r>
+      <w:r>
+        <w:rPr>
+          <w:rFonts w:ascii="Times New Roman" w:hAnsi="Times New Roman"/>
+          <w:sz w:val="24"/>
+        </w:rPr>
+        <w:t xml:space="preserve"> </w:t>
+      </w:r>
+      <w:r>
+        <w:rPr>
+          <w:rFonts w:ascii="Times New Roman" w:hAnsi="Times New Roman"/>
+          <w:sz w:val="24"/>
+        </w:rPr>
+        <w:t>і</w:t>
+      </w:r>
+      <w:r>
+        <w:rPr>
+          <w:rFonts w:ascii="Times New Roman" w:hAnsi="Times New Roman"/>
+          <w:sz w:val="24"/>
+        </w:rPr>
+        <w:t xml:space="preserve"> </w:t>
+      </w:r>
+      <w:r>
+        <w:rPr>
+          <w:rFonts w:ascii="Times New Roman" w:hAnsi="Times New Roman"/>
+          <w:sz w:val="24"/>
+        </w:rPr>
+        <w:t>повсякчас,</w:t>
+      </w:r>
+      <w:r>
+        <w:rPr>
+          <w:rFonts w:ascii="Times New Roman" w:hAnsi="Times New Roman"/>
+          <w:sz w:val="24"/>
+        </w:rPr>
+        <w:t xml:space="preserve"> </w:t>
+      </w:r>
+      <w:r>
+        <w:rPr>
+          <w:rFonts w:ascii="Times New Roman" w:hAnsi="Times New Roman"/>
+          <w:sz w:val="24"/>
+        </w:rPr>
+        <w:t>і</w:t>
+      </w:r>
+      <w:r>
+        <w:rPr>
+          <w:rFonts w:ascii="Times New Roman" w:hAnsi="Times New Roman"/>
+          <w:sz w:val="24"/>
+        </w:rPr>
+        <w:t xml:space="preserve"> </w:t>
+      </w:r>
+      <w:r>
+        <w:rPr>
+          <w:rFonts w:ascii="Times New Roman" w:hAnsi="Times New Roman"/>
+          <w:sz w:val="24"/>
+        </w:rPr>
+        <w:t>на</w:t>
+      </w:r>
+      <w:r>
+        <w:rPr>
+          <w:rFonts w:ascii="Times New Roman" w:hAnsi="Times New Roman"/>
+          <w:sz w:val="24"/>
+        </w:rPr>
+        <w:t xml:space="preserve"> </w:t>
+      </w:r>
+      <w:r>
+        <w:rPr>
+          <w:rFonts w:ascii="Times New Roman" w:hAnsi="Times New Roman"/>
+          <w:sz w:val="24"/>
+        </w:rPr>
+        <w:t>віки</w:t>
+      </w:r>
+      <w:r>
+        <w:rPr>
+          <w:rFonts w:ascii="Times New Roman" w:hAnsi="Times New Roman"/>
+          <w:sz w:val="24"/>
+        </w:rPr>
+        <w:t xml:space="preserve"> </w:t>
+      </w:r>
+      <w:r>
+        <w:rPr>
+          <w:rFonts w:ascii="Times New Roman" w:hAnsi="Times New Roman"/>
+          <w:sz w:val="24"/>
+        </w:rPr>
+        <w:t>віків.</w:t>
       </w:r>
     </w:p>
     <w:p>
@@ -13941,161 +14860,786 @@
     </w:p>
     <w:p>
       <w:pPr>
-        <w:spacing w:after="120" w:line="240" w:lineRule="auto"/>
-        <w:rPr>
-          <w:rFonts w:ascii="Times New Roman" w:eastAsia="Times New Roman" w:hAnsi="Times New Roman" w:cs="Times New Roman"/>
-          <w:sz w:val="24"/>
-          <w:szCs w:val="24"/>
-          <w:lang w:val="ru-MD"/>
-        </w:rPr>
-      </w:pPr>
-      <w:r>
-        <w:rPr>
-          <w:rFonts w:ascii="Times New Roman" w:eastAsia="Times New Roman" w:hAnsi="Times New Roman" w:cs="Times New Roman"/>
-          <w:color w:val="000000"/>
-          <w:sz w:val="24"/>
-          <w:szCs w:val="24"/>
-          <w:lang w:val="ru-MD"/>
-        </w:rPr>
-        <w:t>Ще і ще в мирі Господеві помолімся.</w:t>
-      </w:r>
-    </w:p>
-    <w:p>
-      <w:pPr>
-        <w:spacing w:after="120" w:line="240" w:lineRule="auto"/>
-        <w:rPr>
-          <w:rFonts w:ascii="Times New Roman" w:eastAsia="Times New Roman" w:hAnsi="Times New Roman" w:cs="Times New Roman"/>
-          <w:sz w:val="24"/>
-          <w:szCs w:val="24"/>
-          <w:lang w:val="ru-MD"/>
-        </w:rPr>
-      </w:pPr>
-      <w:r>
-        <w:rPr>
-          <w:rFonts w:ascii="Times New Roman" w:eastAsia="Times New Roman" w:hAnsi="Times New Roman" w:cs="Times New Roman"/>
-          <w:i/>
-          <w:color w:val="FF0000"/>
-          <w:sz w:val="24"/>
-          <w:szCs w:val="24"/>
-          <w:lang w:val="ru-MD"/>
+        <w:spacing w:after="120"/>
+      </w:pPr>
+      <w:r>
+        <w:rPr>
+          <w:rFonts w:ascii="Times New Roman" w:hAnsi="Times New Roman"/>
+          <w:color w:val="000000"/>
+          <w:sz w:val="24"/>
+        </w:rPr>
+        <w:t>Ще</w:t>
+      </w:r>
+      <w:r>
+        <w:rPr>
+          <w:rFonts w:ascii="Times New Roman" w:hAnsi="Times New Roman"/>
+          <w:color w:val="000000"/>
+          <w:sz w:val="24"/>
+        </w:rPr>
+        <w:t xml:space="preserve"> </w:t>
+      </w:r>
+      <w:r>
+        <w:rPr>
+          <w:rFonts w:ascii="Times New Roman" w:hAnsi="Times New Roman"/>
+          <w:color w:val="000000"/>
+          <w:sz w:val="24"/>
+        </w:rPr>
+        <w:t>і</w:t>
+      </w:r>
+      <w:r>
+        <w:rPr>
+          <w:rFonts w:ascii="Times New Roman" w:hAnsi="Times New Roman"/>
+          <w:color w:val="000000"/>
+          <w:sz w:val="24"/>
+        </w:rPr>
+        <w:t xml:space="preserve"> </w:t>
+      </w:r>
+      <w:r>
+        <w:rPr>
+          <w:rFonts w:ascii="Times New Roman" w:hAnsi="Times New Roman"/>
+          <w:color w:val="000000"/>
+          <w:sz w:val="24"/>
+        </w:rPr>
+        <w:t>ще</w:t>
+      </w:r>
+      <w:r>
+        <w:rPr>
+          <w:rFonts w:ascii="Times New Roman" w:hAnsi="Times New Roman"/>
+          <w:color w:val="000000"/>
+          <w:sz w:val="24"/>
+        </w:rPr>
+        <w:t xml:space="preserve"> </w:t>
+      </w:r>
+      <w:r>
+        <w:rPr>
+          <w:rFonts w:ascii="Times New Roman" w:hAnsi="Times New Roman"/>
+          <w:color w:val="000000"/>
+          <w:sz w:val="24"/>
+        </w:rPr>
+        <w:t>в</w:t>
+      </w:r>
+      <w:r>
+        <w:rPr>
+          <w:rFonts w:ascii="Times New Roman" w:hAnsi="Times New Roman"/>
+          <w:color w:val="000000"/>
+          <w:sz w:val="24"/>
+        </w:rPr>
+        <w:t xml:space="preserve"> </w:t>
+      </w:r>
+      <w:r>
+        <w:rPr>
+          <w:rFonts w:ascii="Times New Roman" w:hAnsi="Times New Roman"/>
+          <w:color w:val="000000"/>
+          <w:sz w:val="24"/>
+        </w:rPr>
+        <w:t>мирі</w:t>
+      </w:r>
+      <w:r>
+        <w:rPr>
+          <w:rFonts w:ascii="Times New Roman" w:hAnsi="Times New Roman"/>
+          <w:color w:val="000000"/>
+          <w:sz w:val="24"/>
+        </w:rPr>
+        <w:t xml:space="preserve"> </w:t>
+      </w:r>
+      <w:r>
+        <w:rPr>
+          <w:rFonts w:ascii="Times New Roman" w:hAnsi="Times New Roman"/>
+          <w:color w:val="000000"/>
+          <w:sz w:val="24"/>
+        </w:rPr>
+        <w:t>Господеві</w:t>
+      </w:r>
+      <w:r>
+        <w:rPr>
+          <w:rFonts w:ascii="Times New Roman" w:hAnsi="Times New Roman"/>
+          <w:color w:val="000000"/>
+          <w:sz w:val="24"/>
+        </w:rPr>
+        <w:t xml:space="preserve"> </w:t>
+      </w:r>
+      <w:r>
+        <w:rPr>
+          <w:rFonts w:ascii="Times New Roman" w:hAnsi="Times New Roman"/>
+          <w:color w:val="000000"/>
+          <w:sz w:val="24"/>
+        </w:rPr>
+        <w:t>помолімся.</w:t>
+      </w:r>
+    </w:p>
+    <w:p>
+      <w:pPr>
+        <w:spacing w:after="120"/>
+      </w:pPr>
+      <w:r>
+        <w:rPr>
+          <w:rFonts w:ascii="Times New Roman" w:hAnsi="Times New Roman"/>
+          <w:i/>
+          <w:color w:val="FF4400"/>
+          <w:sz w:val="24"/>
         </w:rPr>
         <w:t>Вірні:</w:t>
       </w:r>
       <w:r>
         <w:rPr>
-          <w:rFonts w:ascii="Times New Roman" w:eastAsia="Times New Roman" w:hAnsi="Times New Roman" w:cs="Times New Roman"/>
-          <w:color w:val="000000"/>
-          <w:sz w:val="24"/>
-          <w:szCs w:val="24"/>
-          <w:lang w:val="ru-MD"/>
-        </w:rPr>
-        <w:t xml:space="preserve"> Господи, помилуй.</w:t>
-      </w:r>
-    </w:p>
-    <w:p>
-      <w:pPr>
-        <w:spacing w:after="120" w:line="240" w:lineRule="auto"/>
-        <w:rPr>
-          <w:rFonts w:ascii="Times New Roman" w:eastAsia="Times New Roman" w:hAnsi="Times New Roman" w:cs="Times New Roman"/>
-          <w:sz w:val="24"/>
-          <w:szCs w:val="24"/>
-          <w:lang w:val="ru-MD"/>
-        </w:rPr>
-      </w:pPr>
-      <w:r>
-        <w:rPr>
-          <w:rFonts w:ascii="Times New Roman" w:eastAsia="Times New Roman" w:hAnsi="Times New Roman" w:cs="Times New Roman"/>
-          <w:color w:val="000000"/>
-          <w:sz w:val="24"/>
-          <w:szCs w:val="24"/>
-          <w:lang w:val="ru-MD"/>
-        </w:rPr>
-        <w:t>Заступи, спаси, помилуй і охорони нас, Боже, твоєю благодаттю.</w:t>
-      </w:r>
-    </w:p>
-    <w:p>
-      <w:pPr>
-        <w:spacing w:after="120" w:line="240" w:lineRule="auto"/>
-        <w:rPr>
-          <w:rFonts w:ascii="Times New Roman" w:eastAsia="Times New Roman" w:hAnsi="Times New Roman" w:cs="Times New Roman"/>
-          <w:sz w:val="24"/>
-          <w:szCs w:val="24"/>
-          <w:lang w:val="ru-MD"/>
-        </w:rPr>
-      </w:pPr>
-      <w:r>
-        <w:rPr>
-          <w:rFonts w:ascii="Times New Roman" w:eastAsia="Times New Roman" w:hAnsi="Times New Roman" w:cs="Times New Roman"/>
-          <w:i/>
-          <w:color w:val="FF0000"/>
-          <w:sz w:val="24"/>
-          <w:szCs w:val="24"/>
-          <w:lang w:val="ru-MD"/>
+          <w:rFonts w:ascii="Times New Roman" w:hAnsi="Times New Roman"/>
+          <w:color w:val="000000"/>
+          <w:sz w:val="24"/>
+        </w:rPr>
+        <w:t xml:space="preserve"> </w:t>
+      </w:r>
+      <w:r>
+        <w:rPr>
+          <w:rFonts w:ascii="Times New Roman" w:hAnsi="Times New Roman"/>
+          <w:color w:val="000000"/>
+          <w:sz w:val="24"/>
+        </w:rPr>
+        <w:t>Го́споди,</w:t>
+      </w:r>
+      <w:r>
+        <w:rPr>
+          <w:rFonts w:ascii="Times New Roman" w:hAnsi="Times New Roman"/>
+          <w:color w:val="000000"/>
+          <w:sz w:val="24"/>
+        </w:rPr>
+        <w:t xml:space="preserve"> </w:t>
+      </w:r>
+      <w:r>
+        <w:rPr>
+          <w:rFonts w:ascii="Times New Roman" w:hAnsi="Times New Roman"/>
+          <w:color w:val="000000"/>
+          <w:sz w:val="24"/>
+        </w:rPr>
+        <w:t>поми́луй.</w:t>
+      </w:r>
+    </w:p>
+    <w:p>
+      <w:pPr>
+        <w:spacing w:after="120"/>
+      </w:pPr>
+      <w:r>
+        <w:rPr>
+          <w:rFonts w:ascii="Times New Roman" w:hAnsi="Times New Roman"/>
+          <w:sz w:val="24"/>
+        </w:rPr>
+        <w:t>Заступи,</w:t>
+      </w:r>
+      <w:r>
+        <w:rPr>
+          <w:rFonts w:ascii="Times New Roman" w:hAnsi="Times New Roman"/>
+          <w:sz w:val="24"/>
+        </w:rPr>
+        <w:t xml:space="preserve"> </w:t>
+      </w:r>
+      <w:r>
+        <w:rPr>
+          <w:rFonts w:ascii="Times New Roman" w:hAnsi="Times New Roman"/>
+          <w:sz w:val="24"/>
+        </w:rPr>
+        <w:t>спаси,</w:t>
+      </w:r>
+      <w:r>
+        <w:rPr>
+          <w:rFonts w:ascii="Times New Roman" w:hAnsi="Times New Roman"/>
+          <w:sz w:val="24"/>
+        </w:rPr>
+        <w:t xml:space="preserve"> </w:t>
+      </w:r>
+      <w:r>
+        <w:rPr>
+          <w:rFonts w:ascii="Times New Roman" w:hAnsi="Times New Roman"/>
+          <w:sz w:val="24"/>
+        </w:rPr>
+        <w:t>помилуй</w:t>
+      </w:r>
+      <w:r>
+        <w:rPr>
+          <w:rFonts w:ascii="Times New Roman" w:hAnsi="Times New Roman"/>
+          <w:sz w:val="24"/>
+        </w:rPr>
+        <w:t xml:space="preserve"> </w:t>
+      </w:r>
+      <w:r>
+        <w:rPr>
+          <w:rFonts w:ascii="Times New Roman" w:hAnsi="Times New Roman"/>
+          <w:sz w:val="24"/>
+        </w:rPr>
+        <w:t>і</w:t>
+      </w:r>
+      <w:r>
+        <w:rPr>
+          <w:rFonts w:ascii="Times New Roman" w:hAnsi="Times New Roman"/>
+          <w:sz w:val="24"/>
+        </w:rPr>
+        <w:t xml:space="preserve"> </w:t>
+      </w:r>
+      <w:r>
+        <w:rPr>
+          <w:rFonts w:ascii="Times New Roman" w:hAnsi="Times New Roman"/>
+          <w:sz w:val="24"/>
+        </w:rPr>
+        <w:t>охорони</w:t>
+      </w:r>
+      <w:r>
+        <w:rPr>
+          <w:rFonts w:ascii="Times New Roman" w:hAnsi="Times New Roman"/>
+          <w:sz w:val="24"/>
+        </w:rPr>
+        <w:t xml:space="preserve"> </w:t>
+      </w:r>
+      <w:r>
+        <w:rPr>
+          <w:rFonts w:ascii="Times New Roman" w:hAnsi="Times New Roman"/>
+          <w:sz w:val="24"/>
+        </w:rPr>
+        <w:t>нас,</w:t>
+      </w:r>
+      <w:r>
+        <w:rPr>
+          <w:rFonts w:ascii="Times New Roman" w:hAnsi="Times New Roman"/>
+          <w:sz w:val="24"/>
+        </w:rPr>
+        <w:t xml:space="preserve"> </w:t>
+      </w:r>
+      <w:r>
+        <w:rPr>
+          <w:rFonts w:ascii="Times New Roman" w:hAnsi="Times New Roman"/>
+          <w:sz w:val="24"/>
+        </w:rPr>
+        <w:t>Боже,</w:t>
+      </w:r>
+      <w:r>
+        <w:rPr>
+          <w:rFonts w:ascii="Times New Roman" w:hAnsi="Times New Roman"/>
+          <w:sz w:val="24"/>
+        </w:rPr>
+        <w:t xml:space="preserve"> </w:t>
+      </w:r>
+      <w:r>
+        <w:rPr>
+          <w:rFonts w:ascii="Times New Roman" w:hAnsi="Times New Roman"/>
+          <w:sz w:val="24"/>
+        </w:rPr>
+        <w:t>Твоєю</w:t>
+      </w:r>
+      <w:r>
+        <w:rPr>
+          <w:rFonts w:ascii="Times New Roman" w:hAnsi="Times New Roman"/>
+          <w:sz w:val="24"/>
+        </w:rPr>
+        <w:t xml:space="preserve"> </w:t>
+      </w:r>
+      <w:r>
+        <w:rPr>
+          <w:rFonts w:ascii="Times New Roman" w:hAnsi="Times New Roman"/>
+          <w:sz w:val="24"/>
+        </w:rPr>
+        <w:t>благодаттю</w:t>
+      </w:r>
+    </w:p>
+    <w:p>
+      <w:pPr>
+        <w:spacing w:after="120"/>
+      </w:pPr>
+      <w:r>
+        <w:rPr>
+          <w:rFonts w:ascii="Times New Roman" w:hAnsi="Times New Roman"/>
+          <w:i/>
+          <w:color w:val="FF4400"/>
+          <w:sz w:val="24"/>
         </w:rPr>
         <w:t>Вірні:</w:t>
       </w:r>
       <w:r>
         <w:rPr>
-          <w:rFonts w:ascii="Times New Roman" w:eastAsia="Times New Roman" w:hAnsi="Times New Roman" w:cs="Times New Roman"/>
-          <w:color w:val="000000"/>
-          <w:sz w:val="24"/>
-          <w:szCs w:val="24"/>
-          <w:lang w:val="ru-MD"/>
-        </w:rPr>
-        <w:t xml:space="preserve"> Господи, помилуй.</w:t>
-      </w:r>
-    </w:p>
-    <w:p>
-      <w:pPr>
-        <w:spacing w:after="120" w:line="240" w:lineRule="auto"/>
-        <w:rPr>
-          <w:rFonts w:ascii="Times New Roman" w:eastAsia="Times New Roman" w:hAnsi="Times New Roman" w:cs="Times New Roman"/>
-          <w:sz w:val="24"/>
-          <w:szCs w:val="24"/>
-          <w:lang w:val="ru-MD"/>
-        </w:rPr>
-      </w:pPr>
-      <w:r>
-        <w:rPr>
-          <w:rFonts w:ascii="Times New Roman" w:eastAsia="Times New Roman" w:hAnsi="Times New Roman" w:cs="Times New Roman"/>
-          <w:color w:val="000000"/>
-          <w:sz w:val="24"/>
-          <w:szCs w:val="24"/>
-          <w:lang w:val="ru-MD"/>
-        </w:rPr>
-        <w:t>Пресвяту, пречисту, преблагословенну, славну Владичицю нашу Богородицю і приснодіву Марію, з усіма святими пом'янувши, самі себе, і один одного, і все життя наше Христу Богові віддаймо.</w:t>
-      </w:r>
-    </w:p>
-    <w:p>
-      <w:pPr>
-        <w:spacing w:after="120" w:line="240" w:lineRule="auto"/>
-        <w:rPr>
-          <w:rFonts w:ascii="Times New Roman" w:eastAsia="Times New Roman" w:hAnsi="Times New Roman" w:cs="Times New Roman"/>
-          <w:sz w:val="24"/>
-          <w:szCs w:val="24"/>
-          <w:lang w:val="ru-MD"/>
-        </w:rPr>
-      </w:pPr>
-      <w:r>
-        <w:rPr>
-          <w:rFonts w:ascii="Times New Roman" w:eastAsia="Times New Roman" w:hAnsi="Times New Roman" w:cs="Times New Roman"/>
-          <w:i/>
-          <w:color w:val="FF0000"/>
-          <w:sz w:val="24"/>
-          <w:szCs w:val="24"/>
-          <w:lang w:val="ru-MD"/>
+          <w:rFonts w:ascii="Times New Roman" w:hAnsi="Times New Roman"/>
+          <w:color w:val="000000"/>
+          <w:sz w:val="24"/>
+        </w:rPr>
+        <w:t xml:space="preserve"> </w:t>
+      </w:r>
+      <w:r>
+        <w:rPr>
+          <w:rFonts w:ascii="Times New Roman" w:hAnsi="Times New Roman"/>
+          <w:color w:val="000000"/>
+          <w:sz w:val="24"/>
+        </w:rPr>
+        <w:t>Го́споди,</w:t>
+      </w:r>
+      <w:r>
+        <w:rPr>
+          <w:rFonts w:ascii="Times New Roman" w:hAnsi="Times New Roman"/>
+          <w:color w:val="000000"/>
+          <w:sz w:val="24"/>
+        </w:rPr>
+        <w:t xml:space="preserve"> </w:t>
+      </w:r>
+      <w:r>
+        <w:rPr>
+          <w:rFonts w:ascii="Times New Roman" w:hAnsi="Times New Roman"/>
+          <w:color w:val="000000"/>
+          <w:sz w:val="24"/>
+        </w:rPr>
+        <w:t>поми́луй.</w:t>
+      </w:r>
+    </w:p>
+    <w:p>
+      <w:pPr>
+        <w:spacing w:after="120"/>
+      </w:pPr>
+      <w:r>
+        <w:rPr>
+          <w:rFonts w:ascii="Times New Roman" w:hAnsi="Times New Roman"/>
+          <w:color w:val="000000"/>
+          <w:sz w:val="24"/>
+        </w:rPr>
+        <w:t>Пресвяту,</w:t>
+      </w:r>
+      <w:r>
+        <w:rPr>
+          <w:rFonts w:ascii="Times New Roman" w:hAnsi="Times New Roman"/>
+          <w:color w:val="000000"/>
+          <w:sz w:val="24"/>
+        </w:rPr>
+        <w:t xml:space="preserve"> </w:t>
+      </w:r>
+      <w:r>
+        <w:rPr>
+          <w:rFonts w:ascii="Times New Roman" w:hAnsi="Times New Roman"/>
+          <w:color w:val="000000"/>
+          <w:sz w:val="24"/>
+        </w:rPr>
+        <w:t>пречисту,</w:t>
+      </w:r>
+      <w:r>
+        <w:rPr>
+          <w:rFonts w:ascii="Times New Roman" w:hAnsi="Times New Roman"/>
+          <w:color w:val="000000"/>
+          <w:sz w:val="24"/>
+        </w:rPr>
+        <w:t xml:space="preserve"> </w:t>
+      </w:r>
+      <w:r>
+        <w:rPr>
+          <w:rFonts w:ascii="Times New Roman" w:hAnsi="Times New Roman"/>
+          <w:color w:val="000000"/>
+          <w:sz w:val="24"/>
+        </w:rPr>
+        <w:t>преблагословенну,</w:t>
+      </w:r>
+      <w:r>
+        <w:rPr>
+          <w:rFonts w:ascii="Times New Roman" w:hAnsi="Times New Roman"/>
+          <w:color w:val="000000"/>
+          <w:sz w:val="24"/>
+        </w:rPr>
+        <w:t xml:space="preserve"> </w:t>
+      </w:r>
+      <w:r>
+        <w:rPr>
+          <w:rFonts w:ascii="Times New Roman" w:hAnsi="Times New Roman"/>
+          <w:color w:val="000000"/>
+          <w:sz w:val="24"/>
+        </w:rPr>
+        <w:t>славну</w:t>
+      </w:r>
+      <w:r>
+        <w:rPr>
+          <w:rFonts w:ascii="Times New Roman" w:hAnsi="Times New Roman"/>
+          <w:color w:val="000000"/>
+          <w:sz w:val="24"/>
+        </w:rPr>
+        <w:t xml:space="preserve"> </w:t>
+      </w:r>
+      <w:r>
+        <w:rPr>
+          <w:rFonts w:ascii="Times New Roman" w:hAnsi="Times New Roman"/>
+          <w:color w:val="000000"/>
+          <w:sz w:val="24"/>
+        </w:rPr>
+        <w:t>Владичицю</w:t>
+      </w:r>
+      <w:r>
+        <w:rPr>
+          <w:rFonts w:ascii="Times New Roman" w:hAnsi="Times New Roman"/>
+          <w:color w:val="000000"/>
+          <w:sz w:val="24"/>
+        </w:rPr>
+        <w:t xml:space="preserve"> </w:t>
+      </w:r>
+      <w:r>
+        <w:rPr>
+          <w:rFonts w:ascii="Times New Roman" w:hAnsi="Times New Roman"/>
+          <w:color w:val="000000"/>
+          <w:sz w:val="24"/>
+        </w:rPr>
+        <w:t>нашу</w:t>
+      </w:r>
+      <w:r>
+        <w:rPr>
+          <w:rFonts w:ascii="Times New Roman" w:hAnsi="Times New Roman"/>
+          <w:color w:val="000000"/>
+          <w:sz w:val="24"/>
+        </w:rPr>
+        <w:t xml:space="preserve"> </w:t>
+      </w:r>
+      <w:r>
+        <w:rPr>
+          <w:rFonts w:ascii="Times New Roman" w:hAnsi="Times New Roman"/>
+          <w:color w:val="000000"/>
+          <w:sz w:val="24"/>
+        </w:rPr>
+        <w:t>Богородицю</w:t>
+      </w:r>
+      <w:r>
+        <w:rPr>
+          <w:rFonts w:ascii="Times New Roman" w:hAnsi="Times New Roman"/>
+          <w:color w:val="000000"/>
+          <w:sz w:val="24"/>
+        </w:rPr>
+        <w:t xml:space="preserve"> </w:t>
+      </w:r>
+      <w:r>
+        <w:rPr>
+          <w:rFonts w:ascii="Times New Roman" w:hAnsi="Times New Roman"/>
+          <w:color w:val="000000"/>
+          <w:sz w:val="24"/>
+        </w:rPr>
+        <w:t>і</w:t>
+      </w:r>
+      <w:r>
+        <w:rPr>
+          <w:rFonts w:ascii="Times New Roman" w:hAnsi="Times New Roman"/>
+          <w:color w:val="000000"/>
+          <w:sz w:val="24"/>
+        </w:rPr>
+        <w:t xml:space="preserve"> </w:t>
+      </w:r>
+      <w:r>
+        <w:rPr>
+          <w:rFonts w:ascii="Times New Roman" w:hAnsi="Times New Roman"/>
+          <w:color w:val="000000"/>
+          <w:sz w:val="24"/>
+        </w:rPr>
+        <w:t>приснодіву</w:t>
+      </w:r>
+      <w:r>
+        <w:rPr>
+          <w:rFonts w:ascii="Times New Roman" w:hAnsi="Times New Roman"/>
+          <w:color w:val="000000"/>
+          <w:sz w:val="24"/>
+        </w:rPr>
+        <w:t xml:space="preserve"> </w:t>
+      </w:r>
+      <w:r>
+        <w:rPr>
+          <w:rFonts w:ascii="Times New Roman" w:hAnsi="Times New Roman"/>
+          <w:color w:val="000000"/>
+          <w:sz w:val="24"/>
+        </w:rPr>
+        <w:t>Марію,</w:t>
+      </w:r>
+      <w:r>
+        <w:rPr>
+          <w:rFonts w:ascii="Times New Roman" w:hAnsi="Times New Roman"/>
+          <w:color w:val="000000"/>
+          <w:sz w:val="24"/>
+        </w:rPr>
+        <w:t xml:space="preserve"> </w:t>
+      </w:r>
+      <w:r>
+        <w:rPr>
+          <w:rFonts w:ascii="Times New Roman" w:hAnsi="Times New Roman"/>
+          <w:color w:val="000000"/>
+          <w:sz w:val="24"/>
+        </w:rPr>
+        <w:t>з</w:t>
+      </w:r>
+      <w:r>
+        <w:rPr>
+          <w:rFonts w:ascii="Times New Roman" w:hAnsi="Times New Roman"/>
+          <w:color w:val="000000"/>
+          <w:sz w:val="24"/>
+        </w:rPr>
+        <w:t xml:space="preserve"> </w:t>
+      </w:r>
+      <w:r>
+        <w:rPr>
+          <w:rFonts w:ascii="Times New Roman" w:hAnsi="Times New Roman"/>
+          <w:color w:val="000000"/>
+          <w:sz w:val="24"/>
+        </w:rPr>
+        <w:t>усіма</w:t>
+      </w:r>
+      <w:r>
+        <w:rPr>
+          <w:rFonts w:ascii="Times New Roman" w:hAnsi="Times New Roman"/>
+          <w:color w:val="000000"/>
+          <w:sz w:val="24"/>
+        </w:rPr>
+        <w:t xml:space="preserve"> </w:t>
+      </w:r>
+      <w:r>
+        <w:rPr>
+          <w:rFonts w:ascii="Times New Roman" w:hAnsi="Times New Roman"/>
+          <w:color w:val="000000"/>
+          <w:sz w:val="24"/>
+        </w:rPr>
+        <w:t>святими</w:t>
+      </w:r>
+      <w:r>
+        <w:rPr>
+          <w:rFonts w:ascii="Times New Roman" w:hAnsi="Times New Roman"/>
+          <w:color w:val="000000"/>
+          <w:sz w:val="24"/>
+        </w:rPr>
+        <w:t xml:space="preserve"> </w:t>
+      </w:r>
+      <w:r>
+        <w:rPr>
+          <w:rFonts w:ascii="Times New Roman" w:hAnsi="Times New Roman"/>
+          <w:color w:val="000000"/>
+          <w:sz w:val="24"/>
+        </w:rPr>
+        <w:t>пом’янувши,</w:t>
+      </w:r>
+      <w:r>
+        <w:rPr>
+          <w:rFonts w:ascii="Times New Roman" w:hAnsi="Times New Roman"/>
+          <w:color w:val="000000"/>
+          <w:sz w:val="24"/>
+        </w:rPr>
+        <w:t xml:space="preserve"> </w:t>
+      </w:r>
+      <w:r>
+        <w:rPr>
+          <w:rFonts w:ascii="Times New Roman" w:hAnsi="Times New Roman"/>
+          <w:color w:val="000000"/>
+          <w:sz w:val="24"/>
+        </w:rPr>
+        <w:t>самих</w:t>
+      </w:r>
+      <w:r>
+        <w:rPr>
+          <w:rFonts w:ascii="Times New Roman" w:hAnsi="Times New Roman"/>
+          <w:color w:val="000000"/>
+          <w:sz w:val="24"/>
+        </w:rPr>
+        <w:t xml:space="preserve"> </w:t>
+      </w:r>
+      <w:r>
+        <w:rPr>
+          <w:rFonts w:ascii="Times New Roman" w:hAnsi="Times New Roman"/>
+          <w:color w:val="000000"/>
+          <w:sz w:val="24"/>
+        </w:rPr>
+        <w:t>себе,</w:t>
+      </w:r>
+      <w:r>
+        <w:rPr>
+          <w:rFonts w:ascii="Times New Roman" w:hAnsi="Times New Roman"/>
+          <w:color w:val="000000"/>
+          <w:sz w:val="24"/>
+        </w:rPr>
+        <w:t xml:space="preserve"> </w:t>
+      </w:r>
+      <w:r>
+        <w:rPr>
+          <w:rFonts w:ascii="Times New Roman" w:hAnsi="Times New Roman"/>
+          <w:color w:val="000000"/>
+          <w:sz w:val="24"/>
+        </w:rPr>
+        <w:t>і</w:t>
+      </w:r>
+      <w:r>
+        <w:rPr>
+          <w:rFonts w:ascii="Times New Roman" w:hAnsi="Times New Roman"/>
+          <w:color w:val="000000"/>
+          <w:sz w:val="24"/>
+        </w:rPr>
+        <w:t xml:space="preserve"> </w:t>
+      </w:r>
+      <w:r>
+        <w:rPr>
+          <w:rFonts w:ascii="Times New Roman" w:hAnsi="Times New Roman"/>
+          <w:color w:val="000000"/>
+          <w:sz w:val="24"/>
+        </w:rPr>
+        <w:t>один</w:t>
+      </w:r>
+      <w:r>
+        <w:rPr>
+          <w:rFonts w:ascii="Times New Roman" w:hAnsi="Times New Roman"/>
+          <w:color w:val="000000"/>
+          <w:sz w:val="24"/>
+        </w:rPr>
+        <w:t xml:space="preserve"> </w:t>
+      </w:r>
+      <w:r>
+        <w:rPr>
+          <w:rFonts w:ascii="Times New Roman" w:hAnsi="Times New Roman"/>
+          <w:color w:val="000000"/>
+          <w:sz w:val="24"/>
+        </w:rPr>
+        <w:t>одного,</w:t>
+      </w:r>
+      <w:r>
+        <w:rPr>
+          <w:rFonts w:ascii="Times New Roman" w:hAnsi="Times New Roman"/>
+          <w:color w:val="000000"/>
+          <w:sz w:val="24"/>
+        </w:rPr>
+        <w:t xml:space="preserve"> </w:t>
+      </w:r>
+      <w:r>
+        <w:rPr>
+          <w:rFonts w:ascii="Times New Roman" w:hAnsi="Times New Roman"/>
+          <w:color w:val="000000"/>
+          <w:sz w:val="24"/>
+        </w:rPr>
+        <w:t>і</w:t>
+      </w:r>
+      <w:r>
+        <w:rPr>
+          <w:rFonts w:ascii="Times New Roman" w:hAnsi="Times New Roman"/>
+          <w:color w:val="000000"/>
+          <w:sz w:val="24"/>
+        </w:rPr>
+        <w:t xml:space="preserve"> </w:t>
+      </w:r>
+      <w:r>
+        <w:rPr>
+          <w:rFonts w:ascii="Times New Roman" w:hAnsi="Times New Roman"/>
+          <w:color w:val="000000"/>
+          <w:sz w:val="24"/>
+        </w:rPr>
+        <w:t>все</w:t>
+      </w:r>
+      <w:r>
+        <w:rPr>
+          <w:rFonts w:ascii="Times New Roman" w:hAnsi="Times New Roman"/>
+          <w:color w:val="000000"/>
+          <w:sz w:val="24"/>
+        </w:rPr>
+        <w:t xml:space="preserve"> </w:t>
+      </w:r>
+      <w:r>
+        <w:rPr>
+          <w:rFonts w:ascii="Times New Roman" w:hAnsi="Times New Roman"/>
+          <w:color w:val="000000"/>
+          <w:sz w:val="24"/>
+        </w:rPr>
+        <w:t>життя</w:t>
+      </w:r>
+      <w:r>
+        <w:rPr>
+          <w:rFonts w:ascii="Times New Roman" w:hAnsi="Times New Roman"/>
+          <w:color w:val="000000"/>
+          <w:sz w:val="24"/>
+        </w:rPr>
+        <w:t xml:space="preserve"> </w:t>
+      </w:r>
+      <w:r>
+        <w:rPr>
+          <w:rFonts w:ascii="Times New Roman" w:hAnsi="Times New Roman"/>
+          <w:color w:val="000000"/>
+          <w:sz w:val="24"/>
+        </w:rPr>
+        <w:t>наше</w:t>
+      </w:r>
+      <w:r>
+        <w:rPr>
+          <w:rFonts w:ascii="Times New Roman" w:hAnsi="Times New Roman"/>
+          <w:color w:val="000000"/>
+          <w:sz w:val="24"/>
+        </w:rPr>
+        <w:t xml:space="preserve"> </w:t>
+      </w:r>
+      <w:r>
+        <w:rPr>
+          <w:rFonts w:ascii="Times New Roman" w:hAnsi="Times New Roman"/>
+          <w:color w:val="000000"/>
+          <w:sz w:val="24"/>
+        </w:rPr>
+        <w:t>Христу</w:t>
+      </w:r>
+      <w:r>
+        <w:rPr>
+          <w:rFonts w:ascii="Times New Roman" w:hAnsi="Times New Roman"/>
+          <w:color w:val="000000"/>
+          <w:sz w:val="24"/>
+        </w:rPr>
+        <w:t xml:space="preserve"> </w:t>
+      </w:r>
+      <w:r>
+        <w:rPr>
+          <w:rFonts w:ascii="Times New Roman" w:hAnsi="Times New Roman"/>
+          <w:color w:val="000000"/>
+          <w:sz w:val="24"/>
+        </w:rPr>
+        <w:t>Богові</w:t>
+      </w:r>
+      <w:r>
+        <w:rPr>
+          <w:rFonts w:ascii="Times New Roman" w:hAnsi="Times New Roman"/>
+          <w:color w:val="000000"/>
+          <w:sz w:val="24"/>
+        </w:rPr>
+        <w:t xml:space="preserve"> </w:t>
+      </w:r>
+      <w:r>
+        <w:rPr>
+          <w:rFonts w:ascii="Times New Roman" w:hAnsi="Times New Roman"/>
+          <w:color w:val="000000"/>
+          <w:sz w:val="24"/>
+        </w:rPr>
+        <w:t>віддаймо.</w:t>
+      </w:r>
+    </w:p>
+    <w:p>
+      <w:pPr>
+        <w:spacing w:after="120"/>
+      </w:pPr>
+      <w:r>
+        <w:rPr>
+          <w:rFonts w:ascii="Times New Roman" w:hAnsi="Times New Roman"/>
+          <w:i/>
+          <w:color w:val="FF4400"/>
+          <w:sz w:val="24"/>
         </w:rPr>
         <w:t>Вірні:</w:t>
       </w:r>
       <w:r>
         <w:rPr>
-          <w:rFonts w:ascii="Times New Roman" w:eastAsia="Times New Roman" w:hAnsi="Times New Roman" w:cs="Times New Roman"/>
-          <w:color w:val="000000"/>
-          <w:sz w:val="24"/>
-          <w:szCs w:val="24"/>
-          <w:lang w:val="ru-MD"/>
-        </w:rPr>
-        <w:t xml:space="preserve"> Тобі, Господи.</w:t>
+          <w:rFonts w:ascii="Times New Roman" w:hAnsi="Times New Roman"/>
+          <w:color w:val="000000"/>
+          <w:sz w:val="24"/>
+        </w:rPr>
+        <w:t xml:space="preserve"> </w:t>
+      </w:r>
+      <w:r>
+        <w:rPr>
+          <w:rFonts w:ascii="Times New Roman" w:hAnsi="Times New Roman"/>
+          <w:color w:val="000000"/>
+          <w:sz w:val="24"/>
+        </w:rPr>
+        <w:t>Тобі́,</w:t>
+      </w:r>
+      <w:r>
+        <w:rPr>
+          <w:rFonts w:ascii="Times New Roman" w:hAnsi="Times New Roman"/>
+          <w:color w:val="000000"/>
+          <w:sz w:val="24"/>
+        </w:rPr>
+        <w:t xml:space="preserve"> </w:t>
+      </w:r>
+      <w:r>
+        <w:rPr>
+          <w:rFonts w:ascii="Times New Roman" w:hAnsi="Times New Roman"/>
+          <w:color w:val="000000"/>
+          <w:sz w:val="24"/>
+        </w:rPr>
+        <w:t>Го́споди.</w:t>
       </w:r>
     </w:p>
     <w:p>
@@ -14132,53 +15676,427 @@
     </w:p>
     <w:p>
       <w:pPr>
-        <w:spacing w:after="120" w:line="240" w:lineRule="auto"/>
-        <w:rPr>
-          <w:rFonts w:ascii="Times New Roman" w:eastAsia="Times New Roman" w:hAnsi="Times New Roman" w:cs="Times New Roman"/>
-          <w:sz w:val="24"/>
-          <w:szCs w:val="24"/>
-          <w:lang w:val="ru-MD"/>
-        </w:rPr>
-      </w:pPr>
-      <w:r>
-        <w:rPr>
-          <w:rFonts w:ascii="Times New Roman" w:eastAsia="Times New Roman" w:hAnsi="Times New Roman" w:cs="Times New Roman"/>
+        <w:spacing w:after="120"/>
+        <w:jc w:val="both"/>
+      </w:pPr>
+      <w:r>
+        <w:rPr>
+          <w:rFonts w:ascii="Times New Roman" w:hAnsi="Times New Roman"/>
           <w:i/>
           <w:color w:val="FF0000"/>
           <w:sz w:val="24"/>
-          <w:szCs w:val="24"/>
-          <w:lang w:val="ru-MD"/>
-        </w:rPr>
-        <w:t>Священик:</w:t>
-      </w:r>
-      <w:r>
-        <w:rPr>
-          <w:rFonts w:ascii="Times New Roman" w:eastAsia="Times New Roman" w:hAnsi="Times New Roman" w:cs="Times New Roman"/>
+        </w:rPr>
+        <w:t>Священник:</w:t>
+      </w:r>
+      <w:r>
+        <w:rPr>
+          <w:rFonts w:ascii="Times New Roman" w:hAnsi="Times New Roman"/>
           <w:i/>
           <w:color w:val="FF0000"/>
           <w:sz w:val="24"/>
-          <w:szCs w:val="24"/>
-        </w:rPr>
-        <w:t> </w:t>
-      </w:r>
-      <w:r>
-        <w:rPr>
-          <w:rFonts w:ascii="Times New Roman" w:eastAsia="Times New Roman" w:hAnsi="Times New Roman" w:cs="Times New Roman"/>
-          <w:color w:val="000000"/>
-          <w:sz w:val="24"/>
-          <w:szCs w:val="24"/>
-          <w:lang w:val="ru-MD"/>
-        </w:rPr>
-        <w:t>Бо Ти цар миру і Спас душ наших і Тобі славу возсилаємо: Отцю, і Сину, і Святому Духові</w:t>
-      </w:r>
-      <w:r>
-        <w:rPr>
-          <w:rFonts w:ascii="Times New Roman" w:eastAsia="Times New Roman" w:hAnsi="Times New Roman" w:cs="Times New Roman"/>
-          <w:sz w:val="24"/>
-          <w:szCs w:val="24"/>
-          <w:lang w:val="ru-MD"/>
-        </w:rPr>
-        <w:t>, нині і повсякчас, і на віки віків.</w:t>
+        </w:rPr>
+        <w:t xml:space="preserve"> </w:t>
+      </w:r>
+      <w:r>
+        <w:rPr>
+          <w:rFonts w:ascii="Times New Roman" w:hAnsi="Times New Roman"/>
+          <w:color w:val="000000"/>
+          <w:sz w:val="24"/>
+        </w:rPr>
+        <w:t>Бо</w:t>
+      </w:r>
+      <w:r>
+        <w:rPr>
+          <w:rFonts w:ascii="Times New Roman" w:hAnsi="Times New Roman"/>
+          <w:color w:val="000000"/>
+          <w:sz w:val="24"/>
+        </w:rPr>
+        <w:t xml:space="preserve"> </w:t>
+      </w:r>
+      <w:r>
+        <w:rPr>
+          <w:rFonts w:ascii="Times New Roman" w:hAnsi="Times New Roman"/>
+          <w:color w:val="000000"/>
+          <w:sz w:val="24"/>
+        </w:rPr>
+        <w:t>Ти</w:t>
+      </w:r>
+      <w:r>
+        <w:rPr>
+          <w:rFonts w:ascii="Times New Roman" w:hAnsi="Times New Roman"/>
+          <w:color w:val="000000"/>
+          <w:sz w:val="24"/>
+        </w:rPr>
+        <w:t xml:space="preserve"> </w:t>
+      </w:r>
+      <w:r>
+        <w:rPr>
+          <w:rFonts w:ascii="Times New Roman" w:hAnsi="Times New Roman"/>
+          <w:color w:val="000000"/>
+          <w:sz w:val="24"/>
+        </w:rPr>
+        <w:t>цар</w:t>
+      </w:r>
+      <w:r>
+        <w:rPr>
+          <w:rFonts w:ascii="Times New Roman" w:hAnsi="Times New Roman"/>
+          <w:color w:val="000000"/>
+          <w:sz w:val="24"/>
+        </w:rPr>
+        <w:t xml:space="preserve"> </w:t>
+      </w:r>
+      <w:r>
+        <w:rPr>
+          <w:rFonts w:ascii="Times New Roman" w:hAnsi="Times New Roman"/>
+          <w:color w:val="000000"/>
+          <w:sz w:val="24"/>
+        </w:rPr>
+        <w:t>миру</w:t>
+      </w:r>
+      <w:r>
+        <w:rPr>
+          <w:rFonts w:ascii="Times New Roman" w:hAnsi="Times New Roman"/>
+          <w:color w:val="000000"/>
+          <w:sz w:val="24"/>
+        </w:rPr>
+        <w:t xml:space="preserve"> </w:t>
+      </w:r>
+      <w:r>
+        <w:rPr>
+          <w:rFonts w:ascii="Times New Roman" w:hAnsi="Times New Roman"/>
+          <w:color w:val="000000"/>
+          <w:sz w:val="24"/>
+        </w:rPr>
+        <w:t>і</w:t>
+      </w:r>
+      <w:r>
+        <w:rPr>
+          <w:rFonts w:ascii="Times New Roman" w:hAnsi="Times New Roman"/>
+          <w:color w:val="000000"/>
+          <w:sz w:val="24"/>
+        </w:rPr>
+        <w:t xml:space="preserve"> </w:t>
+      </w:r>
+      <w:r>
+        <w:rPr>
+          <w:rFonts w:ascii="Times New Roman" w:hAnsi="Times New Roman"/>
+          <w:color w:val="000000"/>
+          <w:sz w:val="24"/>
+        </w:rPr>
+        <w:t>Спас</w:t>
+      </w:r>
+      <w:r>
+        <w:rPr>
+          <w:rFonts w:ascii="Times New Roman" w:hAnsi="Times New Roman"/>
+          <w:color w:val="000000"/>
+          <w:sz w:val="24"/>
+        </w:rPr>
+        <w:t xml:space="preserve"> </w:t>
+      </w:r>
+      <w:r>
+        <w:rPr>
+          <w:rFonts w:ascii="Times New Roman" w:hAnsi="Times New Roman"/>
+          <w:color w:val="000000"/>
+          <w:sz w:val="24"/>
+        </w:rPr>
+        <w:t>душ</w:t>
+      </w:r>
+      <w:r>
+        <w:rPr>
+          <w:rFonts w:ascii="Times New Roman" w:hAnsi="Times New Roman"/>
+          <w:color w:val="000000"/>
+          <w:sz w:val="24"/>
+        </w:rPr>
+        <w:t xml:space="preserve"> </w:t>
+      </w:r>
+      <w:r>
+        <w:rPr>
+          <w:rFonts w:ascii="Times New Roman" w:hAnsi="Times New Roman"/>
+          <w:color w:val="000000"/>
+          <w:sz w:val="24"/>
+        </w:rPr>
+        <w:t>наших</w:t>
+      </w:r>
+      <w:r>
+        <w:rPr>
+          <w:rFonts w:ascii="Times New Roman" w:hAnsi="Times New Roman"/>
+          <w:color w:val="000000"/>
+          <w:sz w:val="24"/>
+        </w:rPr>
+        <w:t xml:space="preserve"> </w:t>
+      </w:r>
+      <w:r>
+        <w:rPr>
+          <w:rFonts w:ascii="Times New Roman" w:hAnsi="Times New Roman"/>
+          <w:color w:val="000000"/>
+          <w:sz w:val="24"/>
+        </w:rPr>
+        <w:t>–</w:t>
+      </w:r>
+      <w:r>
+        <w:rPr>
+          <w:rFonts w:ascii="Times New Roman" w:hAnsi="Times New Roman"/>
+          <w:color w:val="000000"/>
+          <w:sz w:val="24"/>
+        </w:rPr>
+        <w:t xml:space="preserve"> </w:t>
+      </w:r>
+      <w:r>
+        <w:rPr>
+          <w:rFonts w:ascii="Times New Roman" w:hAnsi="Times New Roman"/>
+          <w:color w:val="000000"/>
+          <w:sz w:val="24"/>
+        </w:rPr>
+        <w:t>і</w:t>
+      </w:r>
+      <w:r>
+        <w:rPr>
+          <w:rFonts w:ascii="Times New Roman" w:hAnsi="Times New Roman"/>
+          <w:color w:val="000000"/>
+          <w:sz w:val="24"/>
+        </w:rPr>
+        <w:t xml:space="preserve"> </w:t>
+      </w:r>
+      <w:r>
+        <w:rPr>
+          <w:rFonts w:ascii="Times New Roman" w:hAnsi="Times New Roman"/>
+          <w:color w:val="000000"/>
+          <w:sz w:val="24"/>
+        </w:rPr>
+        <w:t>Тобі</w:t>
+      </w:r>
+      <w:r>
+        <w:rPr>
+          <w:rFonts w:ascii="Times New Roman" w:hAnsi="Times New Roman"/>
+          <w:color w:val="000000"/>
+          <w:sz w:val="24"/>
+        </w:rPr>
+        <w:t xml:space="preserve"> </w:t>
+      </w:r>
+      <w:r>
+        <w:rPr>
+          <w:rFonts w:ascii="Times New Roman" w:hAnsi="Times New Roman"/>
+          <w:color w:val="000000"/>
+          <w:sz w:val="24"/>
+        </w:rPr>
+        <w:t>славу</w:t>
+      </w:r>
+      <w:r>
+        <w:rPr>
+          <w:rFonts w:ascii="Times New Roman" w:hAnsi="Times New Roman"/>
+          <w:color w:val="000000"/>
+          <w:sz w:val="24"/>
+        </w:rPr>
+        <w:t xml:space="preserve"> </w:t>
+      </w:r>
+      <w:r>
+        <w:rPr>
+          <w:rFonts w:ascii="Times New Roman" w:hAnsi="Times New Roman"/>
+          <w:color w:val="000000"/>
+          <w:sz w:val="24"/>
+        </w:rPr>
+        <w:t>возсилаємо,</w:t>
+      </w:r>
+      <w:r>
+        <w:rPr>
+          <w:rFonts w:ascii="Times New Roman" w:hAnsi="Times New Roman"/>
+          <w:color w:val="000000"/>
+          <w:sz w:val="24"/>
+        </w:rPr>
+        <w:t xml:space="preserve"> </w:t>
+      </w:r>
+      <w:r>
+        <w:rPr>
+          <w:rFonts w:ascii="Times New Roman" w:hAnsi="Times New Roman"/>
+          <w:color w:val="000000"/>
+          <w:sz w:val="24"/>
+        </w:rPr>
+        <w:t>Отцю,</w:t>
+      </w:r>
+      <w:r>
+        <w:rPr>
+          <w:rFonts w:ascii="Times New Roman" w:hAnsi="Times New Roman"/>
+          <w:color w:val="000000"/>
+          <w:sz w:val="24"/>
+        </w:rPr>
+        <w:t xml:space="preserve"> </w:t>
+      </w:r>
+      <w:r>
+        <w:rPr>
+          <w:rFonts w:ascii="Times New Roman" w:hAnsi="Times New Roman"/>
+          <w:color w:val="000000"/>
+          <w:sz w:val="24"/>
+        </w:rPr>
+        <w:t>і</w:t>
+      </w:r>
+      <w:r>
+        <w:rPr>
+          <w:rFonts w:ascii="Times New Roman" w:hAnsi="Times New Roman"/>
+          <w:color w:val="000000"/>
+          <w:sz w:val="24"/>
+        </w:rPr>
+        <w:t xml:space="preserve"> </w:t>
+      </w:r>
+      <w:r>
+        <w:rPr>
+          <w:rFonts w:ascii="Times New Roman" w:hAnsi="Times New Roman"/>
+          <w:color w:val="000000"/>
+          <w:sz w:val="24"/>
+        </w:rPr>
+        <w:t>Сину,</w:t>
+      </w:r>
+      <w:r>
+        <w:rPr>
+          <w:rFonts w:ascii="Times New Roman" w:hAnsi="Times New Roman"/>
+          <w:color w:val="000000"/>
+          <w:sz w:val="24"/>
+        </w:rPr>
+        <w:t xml:space="preserve"> </w:t>
+      </w:r>
+      <w:r>
+        <w:rPr>
+          <w:rFonts w:ascii="Times New Roman" w:hAnsi="Times New Roman"/>
+          <w:color w:val="000000"/>
+          <w:sz w:val="24"/>
+        </w:rPr>
+        <w:t>і</w:t>
+      </w:r>
+      <w:r>
+        <w:rPr>
+          <w:rFonts w:ascii="Times New Roman" w:hAnsi="Times New Roman"/>
+          <w:color w:val="000000"/>
+          <w:sz w:val="24"/>
+        </w:rPr>
+        <w:t xml:space="preserve"> </w:t>
+      </w:r>
+      <w:r>
+        <w:rPr>
+          <w:rFonts w:ascii="Times New Roman" w:hAnsi="Times New Roman"/>
+          <w:color w:val="000000"/>
+          <w:sz w:val="24"/>
+        </w:rPr>
+        <w:t>Святому</w:t>
+      </w:r>
+      <w:r>
+        <w:rPr>
+          <w:rFonts w:ascii="Times New Roman" w:hAnsi="Times New Roman"/>
+          <w:color w:val="000000"/>
+          <w:sz w:val="24"/>
+        </w:rPr>
+        <w:t xml:space="preserve"> </w:t>
+      </w:r>
+      <w:r>
+        <w:rPr>
+          <w:rFonts w:ascii="Times New Roman" w:hAnsi="Times New Roman"/>
+          <w:color w:val="000000"/>
+          <w:sz w:val="24"/>
+        </w:rPr>
+        <w:t>Духові</w:t>
+      </w:r>
+      <w:r>
+        <w:rPr>
+          <w:rFonts w:ascii="Times New Roman" w:hAnsi="Times New Roman"/>
+          <w:sz w:val="24"/>
+        </w:rPr>
+        <w:t>,</w:t>
+      </w:r>
+      <w:r>
+        <w:rPr>
+          <w:rFonts w:ascii="Times New Roman" w:hAnsi="Times New Roman"/>
+          <w:sz w:val="24"/>
+        </w:rPr>
+        <w:t xml:space="preserve"> </w:t>
+      </w:r>
+      <w:r>
+        <w:rPr>
+          <w:rFonts w:ascii="Times New Roman" w:hAnsi="Times New Roman"/>
+          <w:sz w:val="24"/>
+        </w:rPr>
+        <w:t>нині,</w:t>
+      </w:r>
+      <w:r>
+        <w:rPr>
+          <w:rFonts w:ascii="Times New Roman" w:hAnsi="Times New Roman"/>
+          <w:sz w:val="24"/>
+        </w:rPr>
+        <w:t xml:space="preserve"> </w:t>
+      </w:r>
+      <w:r>
+        <w:rPr>
+          <w:rFonts w:ascii="Times New Roman" w:hAnsi="Times New Roman"/>
+          <w:sz w:val="24"/>
+        </w:rPr>
+        <w:t>і</w:t>
+      </w:r>
+      <w:r>
+        <w:rPr>
+          <w:rFonts w:ascii="Times New Roman" w:hAnsi="Times New Roman"/>
+          <w:sz w:val="24"/>
+        </w:rPr>
+        <w:t xml:space="preserve"> </w:t>
+      </w:r>
+      <w:r>
+        <w:rPr>
+          <w:rFonts w:ascii="Times New Roman" w:hAnsi="Times New Roman"/>
+          <w:sz w:val="24"/>
+        </w:rPr>
+        <w:t>повсякчас,</w:t>
+      </w:r>
+      <w:r>
+        <w:rPr>
+          <w:rFonts w:ascii="Times New Roman" w:hAnsi="Times New Roman"/>
+          <w:sz w:val="24"/>
+        </w:rPr>
+        <w:t xml:space="preserve"> </w:t>
+      </w:r>
+      <w:r>
+        <w:rPr>
+          <w:rFonts w:ascii="Times New Roman" w:hAnsi="Times New Roman"/>
+          <w:sz w:val="24"/>
+        </w:rPr>
+        <w:t>і</w:t>
+      </w:r>
+      <w:r>
+        <w:rPr>
+          <w:rFonts w:ascii="Times New Roman" w:hAnsi="Times New Roman"/>
+          <w:sz w:val="24"/>
+        </w:rPr>
+        <w:t xml:space="preserve"> </w:t>
+      </w:r>
+      <w:r>
+        <w:rPr>
+          <w:rFonts w:ascii="Times New Roman" w:hAnsi="Times New Roman"/>
+          <w:sz w:val="24"/>
+        </w:rPr>
+        <w:t>на</w:t>
+      </w:r>
+      <w:r>
+        <w:rPr>
+          <w:rFonts w:ascii="Times New Roman" w:hAnsi="Times New Roman"/>
+          <w:sz w:val="24"/>
+        </w:rPr>
+        <w:t xml:space="preserve"> </w:t>
+      </w:r>
+      <w:r>
+        <w:rPr>
+          <w:rFonts w:ascii="Times New Roman" w:hAnsi="Times New Roman"/>
+          <w:sz w:val="24"/>
+        </w:rPr>
+        <w:t>віки</w:t>
+      </w:r>
+      <w:r>
+        <w:rPr>
+          <w:rFonts w:ascii="Times New Roman" w:hAnsi="Times New Roman"/>
+          <w:sz w:val="24"/>
+        </w:rPr>
+        <w:t xml:space="preserve"> </w:t>
+      </w:r>
+      <w:r>
+        <w:rPr>
+          <w:rFonts w:ascii="Times New Roman" w:hAnsi="Times New Roman"/>
+          <w:sz w:val="24"/>
+        </w:rPr>
+        <w:t>віків.</w:t>
       </w:r>
     </w:p>
     <w:p>

--- a/flow/20230914_vu_template/drafts/2024-12-u/03-ВТ-Софонії.docx
+++ b/flow/20230914_vu_template/drafts/2024-12-u/03-ВТ-Софонії.docx
@@ -83,7 +83,6 @@
           <w:i/>
           <w:color w:val="FF0000"/>
           <w:sz w:val="24"/>
-          <w:lang w:val="ru-MD"/>
         </w:rPr>
         <w:t>Священник:</w:t>
       </w:r>
@@ -91,7 +90,6 @@
         <w:rPr>
           <w:rFonts w:ascii="Times New Roman" w:hAnsi="Times New Roman"/>
           <w:sz w:val="24"/>
-          <w:lang w:val="ru-MD"/>
         </w:rPr>
         <w:t xml:space="preserve"> Благословенний Бог наш завжди, нині і повсякчас, і на віки віків.</w:t>
       </w:r>
@@ -335,7 +333,6 @@
           <w:i/>
           <w:color w:val="FF0000"/>
           <w:sz w:val="24"/>
-          <w:lang w:val="ru-MD"/>
         </w:rPr>
         <w:t>Священник:</w:t>
       </w:r>
@@ -343,7 +340,6 @@
         <w:rPr>
           <w:rFonts w:ascii="Times New Roman" w:hAnsi="Times New Roman"/>
           <w:sz w:val="24"/>
-          <w:lang w:val="ru-MD"/>
         </w:rPr>
         <w:t xml:space="preserve"> Бо Твоє є царство, і сила, і слава, Отця, і Сина, і Святого Духа, нині, і повсякчас, і на віки віків.</w:t>
       </w:r>
@@ -2598,7 +2594,6 @@
           <w:i/>
           <w:color w:val="FF0000"/>
           <w:sz w:val="24"/>
-          <w:lang w:val="ru-MD"/>
         </w:rPr>
         <w:t>Священник:</w:t>
       </w:r>
@@ -2606,7 +2601,6 @@
         <w:rPr>
           <w:rFonts w:ascii="Times New Roman" w:hAnsi="Times New Roman"/>
           <w:sz w:val="24"/>
-          <w:lang w:val="ru-MD"/>
         </w:rPr>
         <w:t xml:space="preserve"> Бо Тобі належить усяка слава, честь і поклоніння, Отцю, і Сину, і Святому Духові, нині, і повсякчас, і на віки віків.</w:t>
       </w:r>
@@ -3907,7 +3901,6 @@
           <w:i/>
           <w:color w:val="FF0000"/>
           <w:sz w:val="24"/>
-          <w:lang w:val="ru-MD"/>
         </w:rPr>
         <w:t>Священник:</w:t>
       </w:r>
@@ -3915,7 +3908,6 @@
         <w:rPr>
           <w:rFonts w:ascii="Times New Roman" w:hAnsi="Times New Roman"/>
           <w:sz w:val="24"/>
-          <w:lang w:val="ru-MD"/>
         </w:rPr>
         <w:t xml:space="preserve"> Мир всім.</w:t>
       </w:r>
@@ -4847,7 +4839,6 @@
           <w:i/>
           <w:color w:val="FF0000"/>
           <w:sz w:val="24"/>
-          <w:lang w:val="ru-MD"/>
         </w:rPr>
         <w:t>Священник:</w:t>
       </w:r>
@@ -4855,7 +4846,6 @@
         <w:rPr>
           <w:rFonts w:ascii="Times New Roman" w:hAnsi="Times New Roman"/>
           <w:sz w:val="24"/>
-          <w:lang w:val="ru-MD"/>
         </w:rPr>
         <w:t xml:space="preserve"> Бо Ти – Бог милости, ласк і людинолюбности, і Тобі славу возсилаємо, Отцю, і Сину, і Святому Духові, нині, і повсякчас, і на віки віків.</w:t>
       </w:r>
@@ -4920,7 +4910,6 @@
           <w:i/>
           <w:color w:val="FF0000"/>
           <w:sz w:val="24"/>
-          <w:lang w:val="ru-MD"/>
         </w:rPr>
         <w:t>Священник:</w:t>
       </w:r>
@@ -4928,7 +4917,6 @@
         <w:rPr>
           <w:rFonts w:ascii="Times New Roman" w:hAnsi="Times New Roman"/>
           <w:sz w:val="24"/>
-          <w:lang w:val="ru-MD"/>
         </w:rPr>
         <w:t xml:space="preserve"> Мир всім.</w:t>
       </w:r>
@@ -5086,7 +5074,6 @@
           <w:i/>
           <w:color w:val="FF0000"/>
           <w:sz w:val="24"/>
-          <w:lang w:val="ru-MD"/>
         </w:rPr>
         <w:t>Священник:</w:t>
       </w:r>
@@ -5094,7 +5081,6 @@
         <w:rPr>
           <w:rFonts w:ascii="Times New Roman" w:hAnsi="Times New Roman"/>
           <w:sz w:val="24"/>
-          <w:lang w:val="ru-MD"/>
         </w:rPr>
         <w:t xml:space="preserve"> Нехай буде влада царства Твого благословенна і дуже прославлена: Отця, і Сина, і Святого Духа, нині і повсякчас, і на віки віків.</w:t>
       </w:r>
@@ -5612,7 +5598,6 @@
           <w:i/>
           <w:color w:val="FF0000"/>
           <w:sz w:val="24"/>
-          <w:lang w:val="ru-MD"/>
         </w:rPr>
         <w:t>Священник:</w:t>
       </w:r>
@@ -5620,7 +5605,6 @@
         <w:rPr>
           <w:rFonts w:ascii="Times New Roman" w:hAnsi="Times New Roman"/>
           <w:sz w:val="24"/>
-          <w:lang w:val="ru-MD"/>
         </w:rPr>
         <w:t xml:space="preserve"> Бо Твоє є царство, і сила, і слава, Отця, і Сина, і Святого Духа, нині, і повсякчас, і на віки віків.</w:t>
       </w:r>
@@ -6130,7 +6114,6 @@
           <w:i/>
           <w:color w:val="FF0000"/>
           <w:sz w:val="24"/>
-          <w:lang w:val="uk-UA"/>
         </w:rPr>
         <w:t>Священник:</w:t>
       </w:r>
@@ -6138,7 +6121,6 @@
         <w:rPr>
           <w:rFonts w:ascii="Times New Roman" w:hAnsi="Times New Roman"/>
           <w:sz w:val="24"/>
-          <w:lang w:val="uk-UA"/>
         </w:rPr>
         <w:t xml:space="preserve"> Бо милостивий і людинолюбний Бог єси, і Тобі славу возсилаємо, Отцю, і Сину, і Святому Духові, нині, і повсякчас, і на віки віків.</w:t>
       </w:r>
@@ -6276,7 +6258,6 @@
           <w:i/>
           <w:color w:val="FF0000"/>
           <w:sz w:val="24"/>
-          <w:lang w:val="ru-MD"/>
         </w:rPr>
         <w:t>Священник:</w:t>
       </w:r>
@@ -6284,7 +6265,6 @@
         <w:rPr>
           <w:rFonts w:ascii="Times New Roman" w:hAnsi="Times New Roman"/>
           <w:sz w:val="24"/>
-          <w:lang w:val="ru-MD"/>
         </w:rPr>
         <w:t xml:space="preserve"> Сла́ва Тобі́, Хри́сте Бо́же, упова́ння на́ше, сла́ва Тобі́!</w:t>
       </w:r>
@@ -6362,9 +6342,6 @@
     <w:p>
       <w:pPr>
         <w:spacing w:after="120"/>
-        <w:rPr>
-          <w:lang w:val="ru-MD"/>
-        </w:rPr>
       </w:pPr>
       <w:r>
         <w:rPr>
@@ -6372,7 +6349,6 @@
           <w:i/>
           <w:color w:val="FF0000"/>
           <w:sz w:val="24"/>
-          <w:lang w:val="ru-MD"/>
         </w:rPr>
         <w:t>Священник:</w:t>
       </w:r>
@@ -6380,7 +6356,6 @@
         <w:rPr>
           <w:rFonts w:ascii="Times New Roman" w:hAnsi="Times New Roman"/>
           <w:sz w:val="24"/>
-          <w:lang w:val="ru-MD"/>
         </w:rPr>
         <w:t xml:space="preserve"> Христос, істинний Бог наш - молитвами пречистої Своєї Матері, чесного і славного пророка, предтечі і хрестителя Івана, святих славних і всехвальних апостолів, і святого, </w:t>
       </w:r>
@@ -6390,7 +6365,6 @@
           <w:i/>
           <w:color w:val="FF0000"/>
           <w:sz w:val="24"/>
-          <w:lang w:val="ru-MD"/>
         </w:rPr>
         <w:t>якого є храм</w:t>
       </w:r>
@@ -6398,17 +6372,8 @@
         <w:rPr>
           <w:rFonts w:ascii="Times New Roman" w:hAnsi="Times New Roman"/>
           <w:sz w:val="24"/>
-          <w:lang w:val="ru-MD"/>
-        </w:rPr>
-        <w:t xml:space="preserve">, і </w:t>
-      </w:r>
-      <w:r>
-        <w:rPr>
-          <w:rFonts w:ascii="Times New Roman" w:hAnsi="Times New Roman"/>
-          <w:sz w:val="24"/>
-          <w:lang w:val="ru-MD"/>
-        </w:rPr>
-        <w:t>святого пророка Софонії, і всіх святих - помилує і спасе нас як благий і людинолюбний.</w:t>
+        </w:rPr>
+        <w:t>, і святого пророка Софонії, і всіх святих - помилує і спасе нас як благий і людинолюбний.</w:t>
       </w:r>
     </w:p>
     <w:p>
@@ -6569,7 +6534,6 @@
           <w:i/>
           <w:color w:val="FF0000"/>
           <w:sz w:val="24"/>
-          <w:lang w:val="ru-MD"/>
         </w:rPr>
         <w:t>Священник:</w:t>
       </w:r>
@@ -6577,7 +6541,6 @@
         <w:rPr>
           <w:rFonts w:ascii="Times New Roman" w:hAnsi="Times New Roman"/>
           <w:sz w:val="24"/>
-          <w:lang w:val="ru-MD"/>
         </w:rPr>
         <w:t xml:space="preserve"> Слава святій, одноістотній, животворчій і нероздільній Тройці, завжди, нині і повсякчас, і на віки віків.</w:t>
       </w:r>
@@ -10686,7 +10649,6 @@
           <w:i/>
           <w:color w:val="FF0000"/>
           <w:sz w:val="24"/>
-          <w:lang w:val="ru-MD"/>
         </w:rPr>
         <w:t>Священник:</w:t>
       </w:r>
@@ -10694,7 +10656,6 @@
         <w:rPr>
           <w:rFonts w:ascii="Times New Roman" w:hAnsi="Times New Roman"/>
           <w:sz w:val="24"/>
-          <w:lang w:val="ru-MD"/>
         </w:rPr>
         <w:t xml:space="preserve"> Бо Тобі належить усяка слава, честь і поклоніння, Отцю, і Сину, і Святому Духові, нині, і повсякчас, і на віки віків.</w:t>
       </w:r>
@@ -11350,7 +11311,6 @@
           <w:i/>
           <w:color w:val="FF0000"/>
           <w:sz w:val="24"/>
-          <w:lang w:val="ru-MD"/>
         </w:rPr>
         <w:t>Священник:</w:t>
       </w:r>
@@ -11358,7 +11318,6 @@
         <w:rPr>
           <w:rFonts w:ascii="Times New Roman" w:hAnsi="Times New Roman"/>
           <w:sz w:val="24"/>
-          <w:lang w:val="ru-MD"/>
         </w:rPr>
         <w:t xml:space="preserve"> Бо Твоя є влада і Твоє є царство, і сила, і слава, Отця, і Сина, і Святого Духа, нині, і повсякчас, і на віки віків.</w:t>
       </w:r>
@@ -11723,16 +11682,13 @@
           <w:i/>
           <w:color w:val="FF0000"/>
           <w:sz w:val="24"/>
-          <w:lang w:val="ru-MD"/>
-        </w:rPr>
-        <w:lastRenderedPageBreak/>
+        </w:rPr>
         <w:t>Священник:</w:t>
       </w:r>
       <w:r>
         <w:rPr>
           <w:rFonts w:ascii="Times New Roman" w:hAnsi="Times New Roman"/>
           <w:sz w:val="24"/>
-          <w:lang w:val="ru-MD"/>
         </w:rPr>
         <w:t xml:space="preserve"> Бо Ти благий і людинолюбний Бог – і Тобі славу возсилаємо, Отцю, і Сину, і Святому Духові, нині, і повсякчас, і на віки віків.</w:t>
       </w:r>
@@ -13766,332 +13722,9 @@
       <w:r>
         <w:rPr>
           <w:rFonts w:ascii="Times New Roman" w:hAnsi="Times New Roman"/>
-          <w:i/>
-          <w:color w:val="FF0000"/>
-          <w:sz w:val="24"/>
-        </w:rPr>
-        <w:t xml:space="preserve"> </w:t>
-      </w:r>
-      <w:r>
-        <w:rPr>
-          <w:rFonts w:ascii="Times New Roman" w:hAnsi="Times New Roman"/>
-          <w:color w:val="000000"/>
-          <w:sz w:val="24"/>
-        </w:rPr>
-        <w:t>Бо</w:t>
-      </w:r>
-      <w:r>
-        <w:rPr>
-          <w:rFonts w:ascii="Times New Roman" w:hAnsi="Times New Roman"/>
-          <w:color w:val="000000"/>
-          <w:sz w:val="24"/>
-        </w:rPr>
-        <w:t xml:space="preserve"> </w:t>
-      </w:r>
-      <w:r>
-        <w:rPr>
-          <w:rFonts w:ascii="Times New Roman" w:hAnsi="Times New Roman"/>
-          <w:color w:val="000000"/>
-          <w:sz w:val="24"/>
-        </w:rPr>
-        <w:t>Ти</w:t>
-      </w:r>
-      <w:r>
-        <w:rPr>
-          <w:rFonts w:ascii="Times New Roman" w:hAnsi="Times New Roman"/>
-          <w:color w:val="000000"/>
-          <w:sz w:val="24"/>
-        </w:rPr>
-        <w:t xml:space="preserve"> </w:t>
-      </w:r>
-      <w:r>
-        <w:rPr>
-          <w:rFonts w:ascii="Times New Roman" w:hAnsi="Times New Roman"/>
-          <w:color w:val="000000"/>
-          <w:sz w:val="24"/>
-        </w:rPr>
-        <w:t>Бог</w:t>
-      </w:r>
-      <w:r>
-        <w:rPr>
-          <w:rFonts w:ascii="Times New Roman" w:hAnsi="Times New Roman"/>
-          <w:color w:val="000000"/>
-          <w:sz w:val="24"/>
-        </w:rPr>
-        <w:t xml:space="preserve"> </w:t>
-      </w:r>
-      <w:r>
-        <w:rPr>
-          <w:rFonts w:ascii="Times New Roman" w:hAnsi="Times New Roman"/>
-          <w:color w:val="000000"/>
-          <w:sz w:val="24"/>
-        </w:rPr>
-        <w:t>наш</w:t>
-      </w:r>
-      <w:r>
-        <w:rPr>
-          <w:rFonts w:ascii="Times New Roman" w:hAnsi="Times New Roman"/>
-          <w:color w:val="000000"/>
-          <w:sz w:val="24"/>
-        </w:rPr>
-        <w:t xml:space="preserve"> </w:t>
-      </w:r>
-      <w:r>
-        <w:rPr>
-          <w:rFonts w:ascii="Times New Roman" w:hAnsi="Times New Roman"/>
-          <w:color w:val="000000"/>
-          <w:sz w:val="24"/>
-        </w:rPr>
-        <w:t>і</w:t>
-      </w:r>
-      <w:r>
-        <w:rPr>
-          <w:rFonts w:ascii="Times New Roman" w:hAnsi="Times New Roman"/>
-          <w:color w:val="000000"/>
-          <w:sz w:val="24"/>
-        </w:rPr>
-        <w:t xml:space="preserve"> </w:t>
-      </w:r>
-      <w:r>
-        <w:rPr>
-          <w:rFonts w:ascii="Times New Roman" w:hAnsi="Times New Roman"/>
-          <w:color w:val="000000"/>
-          <w:sz w:val="24"/>
-        </w:rPr>
-        <w:t>Тобі</w:t>
-      </w:r>
-      <w:r>
-        <w:rPr>
-          <w:rFonts w:ascii="Times New Roman" w:hAnsi="Times New Roman"/>
-          <w:color w:val="000000"/>
-          <w:sz w:val="24"/>
-        </w:rPr>
-        <w:t xml:space="preserve"> </w:t>
-      </w:r>
-      <w:r>
-        <w:rPr>
-          <w:rFonts w:ascii="Times New Roman" w:hAnsi="Times New Roman"/>
-          <w:color w:val="000000"/>
-          <w:sz w:val="24"/>
-        </w:rPr>
-        <w:t>славу</w:t>
-      </w:r>
-      <w:r>
-        <w:rPr>
-          <w:rFonts w:ascii="Times New Roman" w:hAnsi="Times New Roman"/>
-          <w:color w:val="000000"/>
-          <w:sz w:val="24"/>
-        </w:rPr>
-        <w:t xml:space="preserve"> </w:t>
-      </w:r>
-      <w:r>
-        <w:rPr>
-          <w:rFonts w:ascii="Times New Roman" w:hAnsi="Times New Roman"/>
-          <w:color w:val="000000"/>
-          <w:sz w:val="24"/>
-        </w:rPr>
-        <w:t>возсилаємо:</w:t>
-      </w:r>
-      <w:r>
-        <w:rPr>
-          <w:rFonts w:ascii="Times New Roman" w:hAnsi="Times New Roman"/>
-          <w:color w:val="000000"/>
-          <w:sz w:val="24"/>
-        </w:rPr>
-        <w:t xml:space="preserve"> </w:t>
-      </w:r>
-      <w:r>
-        <w:rPr>
-          <w:rFonts w:ascii="Times New Roman" w:hAnsi="Times New Roman"/>
-          <w:color w:val="000000"/>
-          <w:sz w:val="24"/>
-        </w:rPr>
-        <w:t>Отцю,</w:t>
-      </w:r>
-      <w:r>
-        <w:rPr>
-          <w:rFonts w:ascii="Times New Roman" w:hAnsi="Times New Roman"/>
-          <w:color w:val="000000"/>
-          <w:sz w:val="24"/>
-        </w:rPr>
-        <w:t xml:space="preserve"> </w:t>
-      </w:r>
-      <w:r>
-        <w:rPr>
-          <w:rFonts w:ascii="Times New Roman" w:hAnsi="Times New Roman"/>
-          <w:color w:val="000000"/>
-          <w:sz w:val="24"/>
-        </w:rPr>
-        <w:t>і</w:t>
-      </w:r>
-      <w:r>
-        <w:rPr>
-          <w:rFonts w:ascii="Times New Roman" w:hAnsi="Times New Roman"/>
-          <w:color w:val="000000"/>
-          <w:sz w:val="24"/>
-        </w:rPr>
-        <w:t xml:space="preserve"> </w:t>
-      </w:r>
-      <w:r>
-        <w:rPr>
-          <w:rFonts w:ascii="Times New Roman" w:hAnsi="Times New Roman"/>
-          <w:color w:val="000000"/>
-          <w:sz w:val="24"/>
-        </w:rPr>
-        <w:t>Сину,</w:t>
-      </w:r>
-      <w:r>
-        <w:rPr>
-          <w:rFonts w:ascii="Times New Roman" w:hAnsi="Times New Roman"/>
-          <w:color w:val="000000"/>
-          <w:sz w:val="24"/>
-        </w:rPr>
-        <w:t xml:space="preserve"> </w:t>
-      </w:r>
-      <w:r>
-        <w:rPr>
-          <w:rFonts w:ascii="Times New Roman" w:hAnsi="Times New Roman"/>
-          <w:color w:val="000000"/>
-          <w:sz w:val="24"/>
-        </w:rPr>
-        <w:t>і</w:t>
-      </w:r>
-      <w:r>
-        <w:rPr>
-          <w:rFonts w:ascii="Times New Roman" w:hAnsi="Times New Roman"/>
-          <w:color w:val="000000"/>
-          <w:sz w:val="24"/>
-        </w:rPr>
-        <w:t xml:space="preserve"> </w:t>
-      </w:r>
-      <w:r>
-        <w:rPr>
-          <w:rFonts w:ascii="Times New Roman" w:hAnsi="Times New Roman"/>
-          <w:color w:val="000000"/>
-          <w:sz w:val="24"/>
-        </w:rPr>
-        <w:t>Святому</w:t>
-      </w:r>
-      <w:r>
-        <w:rPr>
-          <w:rFonts w:ascii="Times New Roman" w:hAnsi="Times New Roman"/>
-          <w:color w:val="000000"/>
-          <w:sz w:val="24"/>
-        </w:rPr>
-        <w:t xml:space="preserve"> </w:t>
-      </w:r>
-      <w:r>
-        <w:rPr>
-          <w:rFonts w:ascii="Times New Roman" w:hAnsi="Times New Roman"/>
-          <w:color w:val="000000"/>
-          <w:sz w:val="24"/>
-        </w:rPr>
-        <w:t>Духові</w:t>
-      </w:r>
-      <w:r>
-        <w:rPr>
-          <w:rFonts w:ascii="Times New Roman" w:hAnsi="Times New Roman"/>
-          <w:sz w:val="24"/>
-        </w:rPr>
-        <w:t>,</w:t>
-      </w:r>
-      <w:r>
-        <w:rPr>
-          <w:rFonts w:ascii="Times New Roman" w:hAnsi="Times New Roman"/>
-          <w:sz w:val="24"/>
-        </w:rPr>
-        <w:t xml:space="preserve"> </w:t>
-      </w:r>
-      <w:r>
-        <w:rPr>
-          <w:rFonts w:ascii="Times New Roman" w:hAnsi="Times New Roman"/>
-          <w:sz w:val="24"/>
-        </w:rPr>
-        <w:t>нині,</w:t>
-      </w:r>
-      <w:r>
-        <w:rPr>
-          <w:rFonts w:ascii="Times New Roman" w:hAnsi="Times New Roman"/>
-          <w:sz w:val="24"/>
-        </w:rPr>
-        <w:t xml:space="preserve"> </w:t>
-      </w:r>
-      <w:r>
-        <w:rPr>
-          <w:rFonts w:ascii="Times New Roman" w:hAnsi="Times New Roman"/>
-          <w:sz w:val="24"/>
-        </w:rPr>
-        <w:t>і</w:t>
-      </w:r>
-      <w:r>
-        <w:rPr>
-          <w:rFonts w:ascii="Times New Roman" w:hAnsi="Times New Roman"/>
-          <w:sz w:val="24"/>
-        </w:rPr>
-        <w:t xml:space="preserve"> </w:t>
-      </w:r>
-      <w:r>
-        <w:rPr>
-          <w:rFonts w:ascii="Times New Roman" w:hAnsi="Times New Roman"/>
-          <w:sz w:val="24"/>
-        </w:rPr>
-        <w:t>повсякчас,</w:t>
-      </w:r>
-      <w:r>
-        <w:rPr>
-          <w:rFonts w:ascii="Times New Roman" w:hAnsi="Times New Roman"/>
-          <w:sz w:val="24"/>
-        </w:rPr>
-        <w:t xml:space="preserve"> </w:t>
-      </w:r>
-      <w:r>
-        <w:rPr>
-          <w:rFonts w:ascii="Times New Roman" w:hAnsi="Times New Roman"/>
-          <w:sz w:val="24"/>
-        </w:rPr>
-        <w:t>і</w:t>
-      </w:r>
-      <w:r>
-        <w:rPr>
-          <w:rFonts w:ascii="Times New Roman" w:hAnsi="Times New Roman"/>
-          <w:sz w:val="24"/>
-        </w:rPr>
-        <w:t xml:space="preserve"> </w:t>
-      </w:r>
-      <w:r>
-        <w:rPr>
-          <w:rFonts w:ascii="Times New Roman" w:hAnsi="Times New Roman"/>
-          <w:sz w:val="24"/>
-        </w:rPr>
-        <w:t>на</w:t>
-      </w:r>
-      <w:r>
-        <w:rPr>
-          <w:rFonts w:ascii="Times New Roman" w:hAnsi="Times New Roman"/>
-          <w:sz w:val="24"/>
-        </w:rPr>
-        <w:t xml:space="preserve"> </w:t>
-      </w:r>
-      <w:r>
-        <w:rPr>
-          <w:rFonts w:ascii="Times New Roman" w:hAnsi="Times New Roman"/>
-          <w:sz w:val="24"/>
-        </w:rPr>
-        <w:t>віки</w:t>
-      </w:r>
-      <w:r>
-        <w:rPr>
-          <w:rFonts w:ascii="Times New Roman" w:hAnsi="Times New Roman"/>
-          <w:sz w:val="24"/>
-        </w:rPr>
-        <w:t xml:space="preserve"> </w:t>
-      </w:r>
-      <w:r>
-        <w:rPr>
-          <w:rFonts w:ascii="Times New Roman" w:hAnsi="Times New Roman"/>
-          <w:sz w:val="24"/>
-        </w:rPr>
-        <w:t>віків.</w:t>
+          <w:sz w:val="24"/>
+        </w:rPr>
+        <w:t xml:space="preserve"> Бо Ти Бог наш і Тобі славу возсилаємо: Отцю, і Сину, і Святому Духові, нині, і повсякчас, і на віки віків.</w:t>
       </w:r>
     </w:p>
     <w:p>
@@ -15691,412 +15324,9 @@
       <w:r>
         <w:rPr>
           <w:rFonts w:ascii="Times New Roman" w:hAnsi="Times New Roman"/>
-          <w:i/>
-          <w:color w:val="FF0000"/>
-          <w:sz w:val="24"/>
-        </w:rPr>
-        <w:t xml:space="preserve"> </w:t>
-      </w:r>
-      <w:r>
-        <w:rPr>
-          <w:rFonts w:ascii="Times New Roman" w:hAnsi="Times New Roman"/>
-          <w:color w:val="000000"/>
-          <w:sz w:val="24"/>
-        </w:rPr>
-        <w:t>Бо</w:t>
-      </w:r>
-      <w:r>
-        <w:rPr>
-          <w:rFonts w:ascii="Times New Roman" w:hAnsi="Times New Roman"/>
-          <w:color w:val="000000"/>
-          <w:sz w:val="24"/>
-        </w:rPr>
-        <w:t xml:space="preserve"> </w:t>
-      </w:r>
-      <w:r>
-        <w:rPr>
-          <w:rFonts w:ascii="Times New Roman" w:hAnsi="Times New Roman"/>
-          <w:color w:val="000000"/>
-          <w:sz w:val="24"/>
-        </w:rPr>
-        <w:t>Ти</w:t>
-      </w:r>
-      <w:r>
-        <w:rPr>
-          <w:rFonts w:ascii="Times New Roman" w:hAnsi="Times New Roman"/>
-          <w:color w:val="000000"/>
-          <w:sz w:val="24"/>
-        </w:rPr>
-        <w:t xml:space="preserve"> </w:t>
-      </w:r>
-      <w:r>
-        <w:rPr>
-          <w:rFonts w:ascii="Times New Roman" w:hAnsi="Times New Roman"/>
-          <w:color w:val="000000"/>
-          <w:sz w:val="24"/>
-        </w:rPr>
-        <w:t>цар</w:t>
-      </w:r>
-      <w:r>
-        <w:rPr>
-          <w:rFonts w:ascii="Times New Roman" w:hAnsi="Times New Roman"/>
-          <w:color w:val="000000"/>
-          <w:sz w:val="24"/>
-        </w:rPr>
-        <w:t xml:space="preserve"> </w:t>
-      </w:r>
-      <w:r>
-        <w:rPr>
-          <w:rFonts w:ascii="Times New Roman" w:hAnsi="Times New Roman"/>
-          <w:color w:val="000000"/>
-          <w:sz w:val="24"/>
-        </w:rPr>
-        <w:t>миру</w:t>
-      </w:r>
-      <w:r>
-        <w:rPr>
-          <w:rFonts w:ascii="Times New Roman" w:hAnsi="Times New Roman"/>
-          <w:color w:val="000000"/>
-          <w:sz w:val="24"/>
-        </w:rPr>
-        <w:t xml:space="preserve"> </w:t>
-      </w:r>
-      <w:r>
-        <w:rPr>
-          <w:rFonts w:ascii="Times New Roman" w:hAnsi="Times New Roman"/>
-          <w:color w:val="000000"/>
-          <w:sz w:val="24"/>
-        </w:rPr>
-        <w:t>і</w:t>
-      </w:r>
-      <w:r>
-        <w:rPr>
-          <w:rFonts w:ascii="Times New Roman" w:hAnsi="Times New Roman"/>
-          <w:color w:val="000000"/>
-          <w:sz w:val="24"/>
-        </w:rPr>
-        <w:t xml:space="preserve"> </w:t>
-      </w:r>
-      <w:r>
-        <w:rPr>
-          <w:rFonts w:ascii="Times New Roman" w:hAnsi="Times New Roman"/>
-          <w:color w:val="000000"/>
-          <w:sz w:val="24"/>
-        </w:rPr>
-        <w:t>Спас</w:t>
-      </w:r>
-      <w:r>
-        <w:rPr>
-          <w:rFonts w:ascii="Times New Roman" w:hAnsi="Times New Roman"/>
-          <w:color w:val="000000"/>
-          <w:sz w:val="24"/>
-        </w:rPr>
-        <w:t xml:space="preserve"> </w:t>
-      </w:r>
-      <w:r>
-        <w:rPr>
-          <w:rFonts w:ascii="Times New Roman" w:hAnsi="Times New Roman"/>
-          <w:color w:val="000000"/>
-          <w:sz w:val="24"/>
-        </w:rPr>
-        <w:t>душ</w:t>
-      </w:r>
-      <w:r>
-        <w:rPr>
-          <w:rFonts w:ascii="Times New Roman" w:hAnsi="Times New Roman"/>
-          <w:color w:val="000000"/>
-          <w:sz w:val="24"/>
-        </w:rPr>
-        <w:t xml:space="preserve"> </w:t>
-      </w:r>
-      <w:r>
-        <w:rPr>
-          <w:rFonts w:ascii="Times New Roman" w:hAnsi="Times New Roman"/>
-          <w:color w:val="000000"/>
-          <w:sz w:val="24"/>
-        </w:rPr>
-        <w:t>наших</w:t>
-      </w:r>
-      <w:r>
-        <w:rPr>
-          <w:rFonts w:ascii="Times New Roman" w:hAnsi="Times New Roman"/>
-          <w:color w:val="000000"/>
-          <w:sz w:val="24"/>
-        </w:rPr>
-        <w:t xml:space="preserve"> </w:t>
-      </w:r>
-      <w:r>
-        <w:rPr>
-          <w:rFonts w:ascii="Times New Roman" w:hAnsi="Times New Roman"/>
-          <w:color w:val="000000"/>
-          <w:sz w:val="24"/>
-        </w:rPr>
-        <w:t>–</w:t>
-      </w:r>
-      <w:r>
-        <w:rPr>
-          <w:rFonts w:ascii="Times New Roman" w:hAnsi="Times New Roman"/>
-          <w:color w:val="000000"/>
-          <w:sz w:val="24"/>
-        </w:rPr>
-        <w:t xml:space="preserve"> </w:t>
-      </w:r>
-      <w:r>
-        <w:rPr>
-          <w:rFonts w:ascii="Times New Roman" w:hAnsi="Times New Roman"/>
-          <w:color w:val="000000"/>
-          <w:sz w:val="24"/>
-        </w:rPr>
-        <w:t>і</w:t>
-      </w:r>
-      <w:r>
-        <w:rPr>
-          <w:rFonts w:ascii="Times New Roman" w:hAnsi="Times New Roman"/>
-          <w:color w:val="000000"/>
-          <w:sz w:val="24"/>
-        </w:rPr>
-        <w:t xml:space="preserve"> </w:t>
-      </w:r>
-      <w:r>
-        <w:rPr>
-          <w:rFonts w:ascii="Times New Roman" w:hAnsi="Times New Roman"/>
-          <w:color w:val="000000"/>
-          <w:sz w:val="24"/>
-        </w:rPr>
-        <w:t>Тобі</w:t>
-      </w:r>
-      <w:r>
-        <w:rPr>
-          <w:rFonts w:ascii="Times New Roman" w:hAnsi="Times New Roman"/>
-          <w:color w:val="000000"/>
-          <w:sz w:val="24"/>
-        </w:rPr>
-        <w:t xml:space="preserve"> </w:t>
-      </w:r>
-      <w:r>
-        <w:rPr>
-          <w:rFonts w:ascii="Times New Roman" w:hAnsi="Times New Roman"/>
-          <w:color w:val="000000"/>
-          <w:sz w:val="24"/>
-        </w:rPr>
-        <w:t>славу</w:t>
-      </w:r>
-      <w:r>
-        <w:rPr>
-          <w:rFonts w:ascii="Times New Roman" w:hAnsi="Times New Roman"/>
-          <w:color w:val="000000"/>
-          <w:sz w:val="24"/>
-        </w:rPr>
-        <w:t xml:space="preserve"> </w:t>
-      </w:r>
-      <w:r>
-        <w:rPr>
-          <w:rFonts w:ascii="Times New Roman" w:hAnsi="Times New Roman"/>
-          <w:color w:val="000000"/>
-          <w:sz w:val="24"/>
-        </w:rPr>
-        <w:t>возсилаємо,</w:t>
-      </w:r>
-      <w:r>
-        <w:rPr>
-          <w:rFonts w:ascii="Times New Roman" w:hAnsi="Times New Roman"/>
-          <w:color w:val="000000"/>
-          <w:sz w:val="24"/>
-        </w:rPr>
-        <w:t xml:space="preserve"> </w:t>
-      </w:r>
-      <w:r>
-        <w:rPr>
-          <w:rFonts w:ascii="Times New Roman" w:hAnsi="Times New Roman"/>
-          <w:color w:val="000000"/>
-          <w:sz w:val="24"/>
-        </w:rPr>
-        <w:t>Отцю,</w:t>
-      </w:r>
-      <w:r>
-        <w:rPr>
-          <w:rFonts w:ascii="Times New Roman" w:hAnsi="Times New Roman"/>
-          <w:color w:val="000000"/>
-          <w:sz w:val="24"/>
-        </w:rPr>
-        <w:t xml:space="preserve"> </w:t>
-      </w:r>
-      <w:r>
-        <w:rPr>
-          <w:rFonts w:ascii="Times New Roman" w:hAnsi="Times New Roman"/>
-          <w:color w:val="000000"/>
-          <w:sz w:val="24"/>
-        </w:rPr>
-        <w:t>і</w:t>
-      </w:r>
-      <w:r>
-        <w:rPr>
-          <w:rFonts w:ascii="Times New Roman" w:hAnsi="Times New Roman"/>
-          <w:color w:val="000000"/>
-          <w:sz w:val="24"/>
-        </w:rPr>
-        <w:t xml:space="preserve"> </w:t>
-      </w:r>
-      <w:r>
-        <w:rPr>
-          <w:rFonts w:ascii="Times New Roman" w:hAnsi="Times New Roman"/>
-          <w:color w:val="000000"/>
-          <w:sz w:val="24"/>
-        </w:rPr>
-        <w:t>Сину,</w:t>
-      </w:r>
-      <w:r>
-        <w:rPr>
-          <w:rFonts w:ascii="Times New Roman" w:hAnsi="Times New Roman"/>
-          <w:color w:val="000000"/>
-          <w:sz w:val="24"/>
-        </w:rPr>
-        <w:t xml:space="preserve"> </w:t>
-      </w:r>
-      <w:r>
-        <w:rPr>
-          <w:rFonts w:ascii="Times New Roman" w:hAnsi="Times New Roman"/>
-          <w:color w:val="000000"/>
-          <w:sz w:val="24"/>
-        </w:rPr>
-        <w:t>і</w:t>
-      </w:r>
-      <w:r>
-        <w:rPr>
-          <w:rFonts w:ascii="Times New Roman" w:hAnsi="Times New Roman"/>
-          <w:color w:val="000000"/>
-          <w:sz w:val="24"/>
-        </w:rPr>
-        <w:t xml:space="preserve"> </w:t>
-      </w:r>
-      <w:r>
-        <w:rPr>
-          <w:rFonts w:ascii="Times New Roman" w:hAnsi="Times New Roman"/>
-          <w:color w:val="000000"/>
-          <w:sz w:val="24"/>
-        </w:rPr>
-        <w:t>Святому</w:t>
-      </w:r>
-      <w:r>
-        <w:rPr>
-          <w:rFonts w:ascii="Times New Roman" w:hAnsi="Times New Roman"/>
-          <w:color w:val="000000"/>
-          <w:sz w:val="24"/>
-        </w:rPr>
-        <w:t xml:space="preserve"> </w:t>
-      </w:r>
-      <w:r>
-        <w:rPr>
-          <w:rFonts w:ascii="Times New Roman" w:hAnsi="Times New Roman"/>
-          <w:color w:val="000000"/>
-          <w:sz w:val="24"/>
-        </w:rPr>
-        <w:t>Духові</w:t>
-      </w:r>
-      <w:r>
-        <w:rPr>
-          <w:rFonts w:ascii="Times New Roman" w:hAnsi="Times New Roman"/>
-          <w:sz w:val="24"/>
-        </w:rPr>
-        <w:t>,</w:t>
-      </w:r>
-      <w:r>
-        <w:rPr>
-          <w:rFonts w:ascii="Times New Roman" w:hAnsi="Times New Roman"/>
-          <w:sz w:val="24"/>
-        </w:rPr>
-        <w:t xml:space="preserve"> </w:t>
-      </w:r>
-      <w:r>
-        <w:rPr>
-          <w:rFonts w:ascii="Times New Roman" w:hAnsi="Times New Roman"/>
-          <w:sz w:val="24"/>
-        </w:rPr>
-        <w:t>нині,</w:t>
-      </w:r>
-      <w:r>
-        <w:rPr>
-          <w:rFonts w:ascii="Times New Roman" w:hAnsi="Times New Roman"/>
-          <w:sz w:val="24"/>
-        </w:rPr>
-        <w:t xml:space="preserve"> </w:t>
-      </w:r>
-      <w:r>
-        <w:rPr>
-          <w:rFonts w:ascii="Times New Roman" w:hAnsi="Times New Roman"/>
-          <w:sz w:val="24"/>
-        </w:rPr>
-        <w:t>і</w:t>
-      </w:r>
-      <w:r>
-        <w:rPr>
-          <w:rFonts w:ascii="Times New Roman" w:hAnsi="Times New Roman"/>
-          <w:sz w:val="24"/>
-        </w:rPr>
-        <w:t xml:space="preserve"> </w:t>
-      </w:r>
-      <w:r>
-        <w:rPr>
-          <w:rFonts w:ascii="Times New Roman" w:hAnsi="Times New Roman"/>
-          <w:sz w:val="24"/>
-        </w:rPr>
-        <w:t>повсякчас,</w:t>
-      </w:r>
-      <w:r>
-        <w:rPr>
-          <w:rFonts w:ascii="Times New Roman" w:hAnsi="Times New Roman"/>
-          <w:sz w:val="24"/>
-        </w:rPr>
-        <w:t xml:space="preserve"> </w:t>
-      </w:r>
-      <w:r>
-        <w:rPr>
-          <w:rFonts w:ascii="Times New Roman" w:hAnsi="Times New Roman"/>
-          <w:sz w:val="24"/>
-        </w:rPr>
-        <w:t>і</w:t>
-      </w:r>
-      <w:r>
-        <w:rPr>
-          <w:rFonts w:ascii="Times New Roman" w:hAnsi="Times New Roman"/>
-          <w:sz w:val="24"/>
-        </w:rPr>
-        <w:t xml:space="preserve"> </w:t>
-      </w:r>
-      <w:r>
-        <w:rPr>
-          <w:rFonts w:ascii="Times New Roman" w:hAnsi="Times New Roman"/>
-          <w:sz w:val="24"/>
-        </w:rPr>
-        <w:t>на</w:t>
-      </w:r>
-      <w:r>
-        <w:rPr>
-          <w:rFonts w:ascii="Times New Roman" w:hAnsi="Times New Roman"/>
-          <w:sz w:val="24"/>
-        </w:rPr>
-        <w:t xml:space="preserve"> </w:t>
-      </w:r>
-      <w:r>
-        <w:rPr>
-          <w:rFonts w:ascii="Times New Roman" w:hAnsi="Times New Roman"/>
-          <w:sz w:val="24"/>
-        </w:rPr>
-        <w:t>віки</w:t>
-      </w:r>
-      <w:r>
-        <w:rPr>
-          <w:rFonts w:ascii="Times New Roman" w:hAnsi="Times New Roman"/>
-          <w:sz w:val="24"/>
-        </w:rPr>
-        <w:t xml:space="preserve"> </w:t>
-      </w:r>
-      <w:r>
-        <w:rPr>
-          <w:rFonts w:ascii="Times New Roman" w:hAnsi="Times New Roman"/>
-          <w:sz w:val="24"/>
-        </w:rPr>
-        <w:t>віків.</w:t>
+          <w:sz w:val="24"/>
+        </w:rPr>
+        <w:t xml:space="preserve"> Бо Ти цар миру і Спас душ наших – і Тобі славу возсилаємо, Отцю, і Сину, і Святому Духові, нині, і повсякчас, і на віки віків.</w:t>
       </w:r>
     </w:p>
     <w:p>
@@ -17400,7 +16630,6 @@
           <w:i/>
           <w:color w:val="FF0000"/>
           <w:sz w:val="24"/>
-          <w:lang w:val="ru-MD"/>
         </w:rPr>
         <w:t>Священник:</w:t>
       </w:r>
@@ -17408,7 +16637,6 @@
         <w:rPr>
           <w:rFonts w:ascii="Times New Roman" w:hAnsi="Times New Roman"/>
           <w:sz w:val="24"/>
-          <w:lang w:val="ru-MD"/>
         </w:rPr>
         <w:t xml:space="preserve"> Бо Тебе хвалять усі сили небесні і Тобі славу возсилаємо: Отцю, і Сину, і Святому Духові, нині і повсякчас, і на віки віків.</w:t>
       </w:r>
@@ -18334,7 +17562,6 @@
           <w:i/>
           <w:color w:val="FF0000"/>
           <w:sz w:val="24"/>
-          <w:lang w:val="ru-MD"/>
         </w:rPr>
         <w:t>Священник:</w:t>
       </w:r>
@@ -18342,7 +17569,6 @@
         <w:rPr>
           <w:rFonts w:ascii="Times New Roman" w:hAnsi="Times New Roman"/>
           <w:sz w:val="24"/>
-          <w:lang w:val="ru-MD"/>
         </w:rPr>
         <w:t xml:space="preserve"> Слава тобі, що Світло нам показав!</w:t>
       </w:r>
@@ -19388,7 +18614,6 @@
           <w:i/>
           <w:color w:val="FF0000"/>
           <w:sz w:val="24"/>
-          <w:lang w:val="ru-MD"/>
         </w:rPr>
         <w:t>Священник:</w:t>
       </w:r>
@@ -19396,7 +18621,6 @@
         <w:rPr>
           <w:rFonts w:ascii="Times New Roman" w:hAnsi="Times New Roman"/>
           <w:sz w:val="24"/>
-          <w:lang w:val="ru-MD"/>
         </w:rPr>
         <w:t xml:space="preserve"> Бо Ти – Бог милости, ласк і людинолюбности, і Тобі славу возсилаємо, Отцю, і Сину, і Святому Духові, нині, і повсякчас, і на віки віків.</w:t>
       </w:r>
@@ -19460,7 +18684,6 @@
           <w:i/>
           <w:color w:val="FF0000"/>
           <w:sz w:val="24"/>
-          <w:lang w:val="ru-MD"/>
         </w:rPr>
         <w:t>Священник:</w:t>
       </w:r>
@@ -19468,7 +18691,6 @@
         <w:rPr>
           <w:rFonts w:ascii="Times New Roman" w:hAnsi="Times New Roman"/>
           <w:sz w:val="24"/>
-          <w:lang w:val="ru-MD"/>
         </w:rPr>
         <w:t xml:space="preserve"> Мир всім.</w:t>
       </w:r>
@@ -19626,16 +18848,13 @@
           <w:i/>
           <w:color w:val="FF0000"/>
           <w:sz w:val="24"/>
-          <w:lang w:val="ru-MD"/>
-        </w:rPr>
-        <w:lastRenderedPageBreak/>
+        </w:rPr>
         <w:t>Священник:</w:t>
       </w:r>
       <w:r>
         <w:rPr>
           <w:rFonts w:ascii="Times New Roman" w:hAnsi="Times New Roman"/>
           <w:sz w:val="24"/>
-          <w:lang w:val="ru-MD"/>
         </w:rPr>
         <w:t xml:space="preserve"> Бо до Тебе належить милувати і спасати нас, Боже наш, і Тобі славу возсилаємо, Отцю, і Сину, і Святому Духові, нині, і повсякчас, і на віки віків.</w:t>
       </w:r>
@@ -20134,7 +19353,6 @@
           <w:i/>
           <w:color w:val="FF0000"/>
           <w:sz w:val="24"/>
-          <w:lang w:val="ru-MD"/>
         </w:rPr>
         <w:t>Священник:</w:t>
       </w:r>
@@ -20142,7 +19360,6 @@
         <w:rPr>
           <w:rFonts w:ascii="Times New Roman" w:hAnsi="Times New Roman"/>
           <w:sz w:val="24"/>
-          <w:lang w:val="ru-MD"/>
         </w:rPr>
         <w:t xml:space="preserve"> Бо Твоє є царство, і сила, і слава, Отця, і Сина, і Святого Духа, нині, і повсякчас, і на віки віків.</w:t>
       </w:r>
@@ -20669,7 +19886,6 @@
           <w:i/>
           <w:color w:val="FF0000"/>
           <w:sz w:val="24"/>
-          <w:lang w:val="ru-MD"/>
         </w:rPr>
         <w:t>Священник:</w:t>
       </w:r>
@@ -20677,7 +19893,6 @@
         <w:rPr>
           <w:rFonts w:ascii="Times New Roman" w:hAnsi="Times New Roman"/>
           <w:sz w:val="24"/>
-          <w:lang w:val="ru-MD"/>
         </w:rPr>
         <w:t xml:space="preserve"> Бо милостивий і людинолюбний Бог єси, і Тобі славу возсилаємо, Отцю, і Сину, і Святому Духові, нині, і повсякчас, і на віки віків.</w:t>
       </w:r>
@@ -20826,7 +20041,6 @@
           <w:i/>
           <w:color w:val="FF0000"/>
           <w:sz w:val="24"/>
-          <w:lang w:val="ru-MD"/>
         </w:rPr>
         <w:t>Священник:</w:t>
       </w:r>
@@ -20834,7 +20048,6 @@
         <w:rPr>
           <w:rFonts w:ascii="Times New Roman" w:hAnsi="Times New Roman"/>
           <w:sz w:val="24"/>
-          <w:lang w:val="ru-MD"/>
         </w:rPr>
         <w:t xml:space="preserve"> Сла́ва Тобі́, Хри́сте Бо́же, упова́ння на́ше, сла́ва Тобі́!</w:t>
       </w:r>
@@ -20912,9 +20125,6 @@
     <w:p>
       <w:pPr>
         <w:spacing w:after="120"/>
-        <w:rPr>
-          <w:lang w:val="ru-MD"/>
-        </w:rPr>
       </w:pPr>
       <w:r>
         <w:rPr>
@@ -20922,7 +20132,6 @@
           <w:i/>
           <w:color w:val="FF0000"/>
           <w:sz w:val="24"/>
-          <w:lang w:val="ru-MD"/>
         </w:rPr>
         <w:t>Священник:</w:t>
       </w:r>
@@ -20930,7 +20139,6 @@
         <w:rPr>
           <w:rFonts w:ascii="Times New Roman" w:hAnsi="Times New Roman"/>
           <w:sz w:val="24"/>
-          <w:lang w:val="ru-MD"/>
         </w:rPr>
         <w:t xml:space="preserve"> Христос, істинний Бог наш - молитвами пречистої Своєї Матері, чесного і славного пророка, предтечі і хрестителя Івана, святих славних і всехвальних апостолів, і святого, </w:t>
       </w:r>
@@ -20940,7 +20148,6 @@
           <w:i/>
           <w:color w:val="FF0000"/>
           <w:sz w:val="24"/>
-          <w:lang w:val="ru-MD"/>
         </w:rPr>
         <w:t>якого є храм</w:t>
       </w:r>
@@ -20948,17 +20155,8 @@
         <w:rPr>
           <w:rFonts w:ascii="Times New Roman" w:hAnsi="Times New Roman"/>
           <w:sz w:val="24"/>
-          <w:lang w:val="ru-MD"/>
-        </w:rPr>
-        <w:t>, і святого пророка Софонії, і всіх святих - помилує і спас</w:t>
-      </w:r>
-      <w:r>
-        <w:rPr>
-          <w:rFonts w:ascii="Times New Roman" w:hAnsi="Times New Roman"/>
-          <w:sz w:val="24"/>
-          <w:lang w:val="ru-MD"/>
-        </w:rPr>
-        <w:t>е нас як благий і людинолюбний.</w:t>
+        </w:rPr>
+        <w:t>, і святого пророка Софонії, і всіх святих - помилує і спасе нас як благий і людинолюбний.</w:t>
       </w:r>
     </w:p>
     <w:p>
